--- a/Progres-Fatimah/Jurnal Submit/manuscript/draft yuni/Revisi_Pomegranate-Derived Polyphenols and Alveolar Bone Remodeling in Orthodontic Retention A Systematic Review and Meta-Analysis.docx
+++ b/Progres-Fatimah/Jurnal Submit/manuscript/draft yuni/Revisi_Pomegranate-Derived Polyphenols and Alveolar Bone Remodeling in Orthodontic Retention A Systematic Review and Meta-Analysis.docx
@@ -21,118 +21,6 @@
       <w:pPr>
         <w:spacing w:before="80"/>
       </w:pPr>
-    </w:p>
-    <w:p>
-      <w:pPr>
-        <w:spacing w:before="80" w:after="40"/>
-        <w:jc w:val="center"/>
-      </w:pPr>
-      <w:r>
-        <w:rPr>
-          <w:b/>
-          <w:bCs/>
-        </w:rPr>
-        <w:t>[First Author]</w:t>
-      </w:r>
-      <w:r>
-        <w:rPr>
-          <w:b/>
-          <w:bCs/>
-          <w:sz w:val="16"/>
-          <w:szCs w:val="16"/>
-        </w:rPr>
-        <w:t>¹</w:t>
-      </w:r>
-      <w:r>
-        <w:rPr>
-          <w:b/>
-          <w:bCs/>
-        </w:rPr>
-        <w:t>, [Second Author]</w:t>
-      </w:r>
-      <w:r>
-        <w:rPr>
-          <w:b/>
-          <w:bCs/>
-          <w:sz w:val="16"/>
-          <w:szCs w:val="16"/>
-        </w:rPr>
-        <w:t>¹</w:t>
-      </w:r>
-      <w:r>
-        <w:rPr>
-          <w:b/>
-          <w:bCs/>
-        </w:rPr>
-        <w:t>, [Corresponding Author]*</w:t>
-      </w:r>
-      <w:r>
-        <w:rPr>
-          <w:b/>
-          <w:bCs/>
-          <w:sz w:val="16"/>
-          <w:szCs w:val="16"/>
-        </w:rPr>
-        <w:t>²</w:t>
-      </w:r>
-    </w:p>
-    <w:p>
-      <w:pPr>
-        <w:spacing w:before="40" w:after="40"/>
-        <w:jc w:val="center"/>
-      </w:pPr>
-      <w:r>
-        <w:rPr>
-          <w:i/>
-          <w:iCs/>
-          <w:sz w:val="18"/>
-          <w:szCs w:val="18"/>
-        </w:rPr>
-        <w:t>¹ [Department, Institution, City, Country]</w:t>
-      </w:r>
-    </w:p>
-    <w:p>
-      <w:pPr>
-        <w:spacing w:after="40"/>
-        <w:jc w:val="center"/>
-      </w:pPr>
-      <w:r>
-        <w:rPr>
-          <w:i/>
-          <w:iCs/>
-          <w:sz w:val="18"/>
-          <w:szCs w:val="18"/>
-        </w:rPr>
-        <w:t>² [Department, Institution, City, Country]</w:t>
-      </w:r>
-    </w:p>
-    <w:p>
-      <w:pPr>
-        <w:spacing w:after="60"/>
-        <w:jc w:val="center"/>
-      </w:pPr>
-      <w:r>
-        <w:rPr>
-          <w:i/>
-          <w:iCs/>
-          <w:sz w:val="18"/>
-          <w:szCs w:val="18"/>
-        </w:rPr>
-        <w:t>* Corresponding author: [email@institution.ac.id]</w:t>
-      </w:r>
-    </w:p>
-    <w:p>
-      <w:pPr>
-        <w:spacing w:before="40" w:after="200"/>
-        <w:jc w:val="center"/>
-      </w:pPr>
-      <w:r>
-        <w:rPr>
-          <w:sz w:val="17"/>
-          <w:szCs w:val="17"/>
-        </w:rPr>
-        <w:t>Received: [date]  |  Accepted: [date]  |  Published: [date]</w:t>
-      </w:r>
     </w:p>
     <w:p>
       <w:pPr>
@@ -369,7 +257,37 @@
                 <w:sz w:val="18"/>
                 <w:szCs w:val="18"/>
               </w:rPr>
-              <w:t>Following PRISMA 2020 guidelines, a systematic search was conducted in Scopus (2016–2024). A total of 1,327 initial records were progressively filtered to 60 open-access articles. Bibliometric analysis used VOSviewer v1.6.19. Meta-analysis was performed with RevMan 5.4.1 and R v4.3 where data permitted.</w:t>
+              <w:t xml:space="preserve">Following PRISMA 2020 guidelines, a systematic search was conducted in Scopus for the primary search period of 2016–2024, supplemented by post-window records from 2025–2026 and selected pre-2016 studies for quantitative synthesis where applicable. A total of 1,327 initial records were screened, yielding 45 primary-search articles, 15 post-window articles, and 4 supplementary studies, for a final review dataset of 64 articles. Bibliometric analysis used </w:t>
+            </w:r>
+            <w:proofErr w:type="spellStart"/>
+            <w:r>
+              <w:rPr>
+                <w:sz w:val="18"/>
+                <w:szCs w:val="18"/>
+              </w:rPr>
+              <w:t>VOSviewer</w:t>
+            </w:r>
+            <w:proofErr w:type="spellEnd"/>
+            <w:r>
+              <w:rPr>
+                <w:sz w:val="18"/>
+                <w:szCs w:val="18"/>
+              </w:rPr>
+              <w:t xml:space="preserve"> v1.6.19. </w:t>
+            </w:r>
+            <w:r>
+              <w:rPr>
+                <w:sz w:val="18"/>
+                <w:szCs w:val="18"/>
+              </w:rPr>
+              <w:t>Quantitative synthesis was performed for studies with sufficient mean, SD, and sample size data, and interpreted cautiously because of the limited number of eligible studies</w:t>
+            </w:r>
+            <w:r>
+              <w:rPr>
+                <w:sz w:val="18"/>
+                <w:szCs w:val="18"/>
+              </w:rPr>
+              <w:t>.</w:t>
             </w:r>
           </w:p>
         </w:tc>
@@ -428,7 +346,21 @@
                 <w:sz w:val="18"/>
                 <w:szCs w:val="18"/>
               </w:rPr>
-              <w:t>Publication CAGR ≈ 10.9% (2016–2024); Indonesia (28.9%), China (20.0%), and Japan (13.3%) are leading contributors. Ellagic acid significantly upregulated OPG and downregulated RANKL in bone defect models (p = 0.000), reduced TNF-α and IL-6, increased IL-10, and reduced alveolar bone loss in periodontitis models. Four mechanistic pathways identified: (1) RANKL/OPG axis modulation; (2) NF-κB/cytokine inhibition; (3) ROS scavenging via Nrf2/HO-1; (4) pro-osteogenic BMP-2/Wnt/β-catenin stimulation.</w:t>
+              <w:t xml:space="preserve">The primary search-window analysis showed a publication CAGR of approximately 27.5% during 2016–2024. Indonesia, China, and Japan were leading </w:t>
+            </w:r>
+            <w:r>
+              <w:rPr>
+                <w:sz w:val="18"/>
+                <w:szCs w:val="18"/>
+              </w:rPr>
+              <w:t>contributors</w:t>
+            </w:r>
+            <w:r>
+              <w:rPr>
+                <w:sz w:val="18"/>
+                <w:szCs w:val="18"/>
+              </w:rPr>
+              <w:t>.</w:t>
             </w:r>
           </w:p>
         </w:tc>
@@ -487,7 +419,21 @@
                 <w:sz w:val="18"/>
                 <w:szCs w:val="18"/>
               </w:rPr>
-              <w:t>Pomegranate-derived polyphenols particularly ellagic acid and punicalagin target the precise molecular dysregulations characterizing post-orthodontic bone remodeling failure. No study has yet examined these compounds in an orthodontic retention model, representing the most critical gap for future research.</w:t>
+              <w:t xml:space="preserve">Pomegranate-derived polyphenols particularly ellagic acid and punicalagin target the precise molecular dysregulations characterizing post-orthodontic bone remodeling failure. </w:t>
+            </w:r>
+            <w:r>
+              <w:rPr>
+                <w:sz w:val="18"/>
+                <w:szCs w:val="18"/>
+              </w:rPr>
+              <w:t>No study has yet examined these compounds in a validated orthodontic retention or relapse model</w:t>
+            </w:r>
+            <w:r>
+              <w:rPr>
+                <w:sz w:val="18"/>
+                <w:szCs w:val="18"/>
+              </w:rPr>
+              <w:t>, representing the most critical gap for future research.</w:t>
             </w:r>
           </w:p>
         </w:tc>
@@ -585,7 +531,13 @@
         <w:jc w:val="both"/>
       </w:pPr>
       <w:r>
-        <w:t>Orthodontic treatment effectively corrects dentofacial irregularities, yet the long-term stability of its outcomes remains an unresolved clinical challenge. Relapse the tendency of teeth to return toward their pre-treatment positions after active therapy occurs in 70–90% of treated patients, making it one of the most pervasive complications in the field.</w:t>
+        <w:t xml:space="preserve">Orthodontic treatment effectively corrects dentofacial irregularities, yet the long-term stability of its outcomes remains an unresolved clinical challenge. </w:t>
+      </w:r>
+      <w:r>
+        <w:t>Relapse, the tendency of teeth to return toward their pre-treatment positions after active therapy, occurs in 70–90% of treated patients</w:t>
+      </w:r>
+      <w:r>
+        <w:t>, making it one of the most pervasive complications in the field.</w:t>
       </w:r>
       <w:sdt>
         <w:sdtPr>
@@ -638,11 +590,7 @@
         <w:jc w:val="both"/>
       </w:pPr>
       <w:r>
-        <w:t xml:space="preserve">At the molecular level, alveolar bone remodeling is principally regulated by the RANK/RANKL/OPG axis. During orthodontic tooth movement (OTM), sustained mechanical force upregulates RANKL and suppresses OPG on </w:t>
-      </w:r>
-      <w:r>
-        <w:lastRenderedPageBreak/>
-        <w:t>the compression side of the periodontal ligament, driving intense osteoclastic resorption. Persistence of this RANKL-dominated signaling after force cessation perpetuates net bone loss and increases relapse risk</w:t>
+        <w:t>At the molecular level, alveolar bone remodeling is principally regulated by the RANK/RANKL/OPG axis. During orthodontic tooth movement (OTM), sustained mechanical force upregulates RANKL and suppresses OPG on the compression side of the periodontal ligament, driving intense osteoclastic resorption. Persistence of this RANKL-dominated signaling after force cessation perpetuates net bone loss and increases relapse risk</w:t>
       </w:r>
       <w:sdt>
         <w:sdtPr>
@@ -688,7 +636,11 @@
         </w:sdtContent>
       </w:sdt>
       <w:r>
-        <w:t xml:space="preserve"> Conventional retention appliances fixed retainers, thermoplastic aligners, Hawley-type devices address these problems mechanically rather than biologically, and their long-term efficacy is limited by patient non-compliance and device failure.</w:t>
+        <w:t xml:space="preserve"> Conventional retention appliances fixed retainers, thermoplastic aligners, Hawley-type devices address these problems mechanically rather </w:t>
+      </w:r>
+      <w:r>
+        <w:lastRenderedPageBreak/>
+        <w:t>than biologically, and their long-term efficacy is limited by patient non-compliance and device failure.</w:t>
       </w:r>
       <w:sdt>
         <w:sdtPr>
@@ -867,44 +819,26 @@
     </w:p>
     <w:p>
       <w:pPr>
-        <w:spacing w:before="60" w:after="60" w:line="276" w:lineRule="auto"/>
-        <w:ind w:firstLine="720"/>
-        <w:jc w:val="both"/>
-      </w:pPr>
-      <w:r>
-        <w:t>This systematic review was conducted and reported in accordance with the Preferred Reporting Items for Systematic Reviews and Meta-Analyses (PRISMA) 2020 statement.</w:t>
-      </w:r>
-      <w:sdt>
-        <w:sdtPr>
-          <w:rPr>
-            <w:color w:val="000000"/>
-          </w:rPr>
-          <w:tag w:val="MENDELEY_CITATION_v3_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"/>
-          <w:id w:val="-2069329344"/>
-          <w:placeholder>
-            <w:docPart w:val="DefaultPlaceholder_-1854013440"/>
-          </w:placeholder>
-        </w:sdtPr>
-        <w:sdtContent>
-          <w:r>
-            <w:rPr>
-              <w:color w:val="000000"/>
-            </w:rPr>
-            <w:t>[18], [19]</w:t>
-          </w:r>
-        </w:sdtContent>
-      </w:sdt>
+        <w:spacing w:before="80"/>
+      </w:pPr>
+      <w:r>
+        <w:t>This systematic review was conducted and reported in accordance with the Preferred Reporting Items for Systematic Reviews and Meta-Analyses (PRISMA) 2020 statement.[18], [19]</w:t>
+      </w:r>
     </w:p>
     <w:p>
       <w:pPr>
         <w:spacing w:before="80"/>
         <w:rPr>
+          <w:b/>
+          <w:bCs/>
           <w:i/>
           <w:iCs/>
         </w:rPr>
       </w:pPr>
       <w:r>
         <w:rPr>
+          <w:b/>
+          <w:bCs/>
           <w:i/>
           <w:iCs/>
         </w:rPr>
@@ -913,15 +847,15 @@
     </w:p>
     <w:p>
       <w:pPr>
-        <w:spacing w:before="80"/>
-      </w:pPr>
-      <w:r>
-        <w:t>This systematic review was conducted and reported in accordance with the Preferred Reporting Items for Systematic Reviews and Meta-Analyses (PRISMA) 2020 statement. The literature identification process was organized into three complementary search categories: primary search, post-window search, and supplementary search.</w:t>
+        <w:jc w:val="both"/>
+      </w:pPr>
+      <w:r>
+        <w:t>The literature identification process was organized into three complementary search categories: primary search, post-window search, and supplementary search.</w:t>
       </w:r>
     </w:p>
     <w:p>
       <w:pPr>
-        <w:spacing w:before="80"/>
+        <w:jc w:val="both"/>
       </w:pPr>
       <w:r>
         <w:t>The primary search was conducted in Scopus and covered articles published from 2016 to 2024. This search was used as the main bibliometric and evidence-mapping dataset. A total of 1,327 initial records were identified and sequentially filtered by subject area, document type, language, keyword relevance, and open-access availability. After these filters were applied, 45 articles from the primary search window were retained for inclusion in the main bibliometric analysis and qualitative synthesis.</w:t>
@@ -929,46 +863,39 @@
     </w:p>
     <w:p>
       <w:pPr>
-        <w:spacing w:before="80"/>
-      </w:pPr>
+        <w:jc w:val="both"/>
+      </w:pPr>
+      <w:r>
+        <w:t>A post-window search was then performed to capture recently published articles available at the search date in June 2026. Articles published in 2025 and 2026 were treated as post-window records because they were outside the predefined primary search period and because 2026 data were incomplete at the time of searching. These records were not used to calculate the main 2016–2024 search-window trend but were included to provide an updated overview of the most recent development of the field. This post-window search contributed 15 additional articles.</w:t>
+      </w:r>
     </w:p>
     <w:p>
       <w:pPr>
-        <w:spacing w:before="80"/>
-      </w:pPr>
-      <w:r>
-        <w:lastRenderedPageBreak/>
-        <w:t>A post-window search was then performed to capture recently published articles available at the search date in June 2026. Articles published in 2025 and 2026 were treated as post-window records because they were outside the predefined primary search period and because 2026 data were incomplete at the time of searching. These records were not used to calculate the main 2016–2024 search-window trend but were included to provide an updated overview of the most recent development of the field. This post-window search contributed 15 additional articles.</w:t>
-      </w:r>
+        <w:jc w:val="both"/>
+      </w:pPr>
     </w:p>
     <w:p>
       <w:pPr>
-        <w:spacing w:before="80"/>
-      </w:pPr>
+        <w:jc w:val="both"/>
+      </w:pPr>
+      <w:r>
+        <w:t xml:space="preserve">A supplementary search was also conducted to identify studies outside the primary open-access Scopus corpus that contained quantitative data relevant to the meta-analysis. These supplementary studies included key pre-2016 studies and additional studies that did not meet all primary filtering criteria but provided extractable outcome data on pomegranate-derived compounds and bone mineral density or bone volume outcomes. Four supplementary studies were included for quantitative synthesis only: Spilmont et al. (2013), Spilmont et al. (2015), Kang et al. (2017), and </w:t>
+      </w:r>
+      <w:r>
+        <w:lastRenderedPageBreak/>
+        <w:t>Dong et al. (2024). These supplementary studies were not counted as part of the primary open-access Scopus corpus used for the main bibliometric trend analysis.</w:t>
+      </w:r>
     </w:p>
     <w:p>
       <w:pPr>
-        <w:spacing w:before="80"/>
-      </w:pPr>
-      <w:r>
-        <w:t>A supplementary search was also conducted to identify key pre-2016 studies and studies that did not meet the open-access criterion of the primary search but contained quantitative data relevant to the meta-analysis. Four supplementary studies published between 2013 and 2017 were included for meta-analysis only, because they provided extractable outcome data on pomegranate-derived compounds and bone mineral density or bone volume outcomes. These supplementary studies were not counted as part of the primary open-access Scopus corpus used for the main bibliometric trend analysis.</w:t>
+        <w:jc w:val="both"/>
+      </w:pPr>
+      <w:r>
+        <w:t>Overall, 64 articles were included in the review dataset: 45 articles from the primary Scopus search period (2016–2024), 15 post-window articles published in 2025–2026, and 4 supplementary studies included for quantitative synthesis. The primary search dataset was used for the main bibliometric trend analysis, whereas the post-window and supplementary studies were used to contextualize recent developments and support the quantitative evidence synthesis where appropriate.</w:t>
       </w:r>
     </w:p>
     <w:p>
       <w:pPr>
-        <w:spacing w:before="80"/>
-      </w:pPr>
-    </w:p>
-    <w:p>
-      <w:pPr>
-        <w:spacing w:before="80"/>
-      </w:pPr>
-      <w:r>
-        <w:t>Overall, 64 articles were included in the review dataset: 45 articles from the primary Scopus search period (2016–2024), 15 post-window articles published in 2025–2026, and 4 supplementary studies published between 2013 and 2017. The primary search dataset was used for the main bibliometric trend analysis, whereas the post-window and supplementary studies were used to contextualize recent developments and support the quantitative evidence synthesis where appropriate.</w:t>
-      </w:r>
-    </w:p>
-    <w:p>
-      <w:pPr>
         <w:spacing w:before="160" w:after="80"/>
         <w:jc w:val="center"/>
       </w:pPr>
@@ -977,10 +904,10 @@
           <w:noProof/>
         </w:rPr>
         <w:drawing>
-          <wp:inline distT="0" distB="0" distL="0" distR="0" wp14:anchorId="71B2DC55" wp14:editId="75BBAFF9">
-            <wp:extent cx="4572000" cy="5258700"/>
-            <wp:effectExtent l="0" t="0" r="0" b="0"/>
-            <wp:docPr id="1" name="PRISMA Flowchart"/>
+          <wp:inline distT="0" distB="0" distL="0" distR="0" wp14:anchorId="7DB6FC87" wp14:editId="22FAF925">
+            <wp:extent cx="3898337" cy="4752975"/>
+            <wp:effectExtent l="0" t="0" r="6985" b="0"/>
+            <wp:docPr id="255630129" name="Picture 1"/>
             <wp:cNvGraphicFramePr>
               <a:graphicFrameLocks xmlns:a="http://schemas.openxmlformats.org/drawingml/2006/main" noChangeAspect="1"/>
             </wp:cNvGraphicFramePr>
@@ -988,11 +915,17 @@
               <a:graphicData uri="http://schemas.openxmlformats.org/drawingml/2006/picture">
                 <pic:pic xmlns:pic="http://schemas.openxmlformats.org/drawingml/2006/picture">
                   <pic:nvPicPr>
-                    <pic:cNvPr id="0" name="prisma_flowchart.png"/>
+                    <pic:cNvPr id="255630129" name="Picture 255630129"/>
                     <pic:cNvPicPr/>
                   </pic:nvPicPr>
                   <pic:blipFill>
-                    <a:blip r:embed="rId6"/>
+                    <a:blip r:embed="rId6" cstate="print">
+                      <a:extLst>
+                        <a:ext uri="{28A0092B-C50C-407E-A947-70E740481C1C}">
+                          <a14:useLocalDpi xmlns:a14="http://schemas.microsoft.com/office/drawing/2010/main" val="0"/>
+                        </a:ext>
+                      </a:extLst>
+                    </a:blip>
                     <a:stretch>
                       <a:fillRect/>
                     </a:stretch>
@@ -1000,7 +933,7 @@
                   <pic:spPr>
                     <a:xfrm>
                       <a:off x="0" y="0"/>
-                      <a:ext cx="4572000" cy="5258700"/>
+                      <a:ext cx="3912381" cy="4770098"/>
                     </a:xfrm>
                     <a:prstGeom prst="rect">
                       <a:avLst/>
@@ -1025,8 +958,7 @@
           <w:sz w:val="18"/>
           <w:szCs w:val="18"/>
         </w:rPr>
-        <w:lastRenderedPageBreak/>
-        <w:t>Figure 1. PRISMA 2020 flowchart illustrating the systematic literature search and selection process. The primary Scopus search identified 1,327 initial records published between 2016 and 2024, which were sequentially filtered by subject area, document type, language, keyword relevance, and open-access availability, yielding 45 articles from the primary search window. An additional 15 post-window articles published in 2025–2026 were captured at the June 2026 search date, and 4 supplementary studies published between 2013 and 2017 were included for meta-analysis only. The final review dataset therefore comprised 64 articles</w:t>
+        <w:t>Figure 1. PRISMA 2020 flowchart illustrating the systematic literature search and selection process. The primary Scopus search identified 1,327 initial records published between 2016 and 2024, which were sequentially filtered by subject area, document type, language, keyword relevance, and open-access availability, yielding 45 articles from the primary search window. An additional 15 post-window articles published in 2025–2026 were captured at the June 2026 search date, and 4 supplementary studies were included for quantitative synthesis only. The final review dataset therefore comprised 64 articles</w:t>
       </w:r>
       <w:r>
         <w:rPr>
@@ -1044,7 +976,10 @@
         <w:jc w:val="both"/>
       </w:pPr>
       <w:r>
-        <w:t>The As shown in Figure 1, the Scopus search yielded 1,327 initial records, sequentially filtered by subject area (Medicine, n = 722), document type (original articles, n = 213), language (English, n = 211), and keyword relevance (n = 114). Application of the open-access eligibility criterion yielded the final corpus of 60 articles for full-text review and data extraction.</w:t>
+        <w:t>As shown in Figure 1, the Scopus search yielded 1,327 initial records, sequentially filtered by subject area (Medicine, n = 722), document type (original articles, n = 213), language (English, n = 211), and keyword relevance (n = 114). Application of the open-access eligibility criterion yielded 45 primary-search articles, while 15 post-window articles and 4 supplementary studies were included to complete the final review dataset of 64 articles</w:t>
+      </w:r>
+      <w:r>
+        <w:t>.</w:t>
       </w:r>
     </w:p>
     <w:p>
@@ -1073,7 +1008,14 @@
         <w:jc w:val="both"/>
       </w:pPr>
       <w:r>
-        <w:t>The systematic search and sequential filtering procedure yielded 60 articles meeting all eligibility criteria. Results are organized into three sections corresponding to the three pre-specified research questions.</w:t>
+        <w:lastRenderedPageBreak/>
+        <w:t>The systematic search and sequential filtering procedure yielded 6</w:t>
+      </w:r>
+      <w:r>
+        <w:t>4</w:t>
+      </w:r>
+      <w:r>
+        <w:t xml:space="preserve"> articles meeting all eligibility criteria. Results are organized into three sections corresponding to the three pre-specified research questions.</w:t>
       </w:r>
     </w:p>
     <w:p>
@@ -1111,7 +1053,13 @@
         <w:jc w:val="both"/>
       </w:pPr>
       <w:r>
-        <w:t>The 64 articles included in this review spanned the period from 2013 to 2026 and were categorized into three groups: primary search articles published between 2016 and 2024 (n = 45), post-search-window articles published in 2025–2026 and captured at the search date in June 2026 (n = 15), and supplementary articles published between 2013 and 2017 that did not meet the open-access criterion of the primary search but were included for meta-analysis only (n = 4). Annual publication volume showed an overall increasing trend, particularly from 2020 onward, with the highest number of primary-search articles recorded in 2024. The compound annual growth rate (CAGR) calculated for the 2016–2024 primary-search period was approximately 27.5%, indicating a marked expansion of research interest in pomegranate-derived bioactive compounds and their potential relevance to bone biology. The additional 2025–2026 records were treated as post-window articles because the 2026 data were partial at the time of the search.</w:t>
+        <w:t xml:space="preserve">The 64 articles included in this review spanned the period from 2013 to 2026 and were categorized into three groups: primary search articles published between 2016 and 2024 (n = 45), post-search-window articles published in 2025–2026 and captured at the search date in June 2026 (n = 15), and </w:t>
+      </w:r>
+      <w:r>
+        <w:t>supplementary articles included for quantitative synthesis only (n = 4)</w:t>
+      </w:r>
+      <w:r>
+        <w:t>. Annual publication volume showed an overall increasing trend, particularly from 2020 onward, with the highest number of primary-search articles recorded in 2024. The compound annual growth rate (CAGR) calculated for the 2016–2024 primary-search period was approximately 27.5%, indicating a marked expansion of research interest in pomegranate-derived bioactive compounds and their potential relevance to bone biology. The additional 2025–2026 records were treated as post-window articles because the 2026 data were partial at the time of the search.</w:t>
       </w:r>
     </w:p>
     <w:p>
@@ -1170,14 +1118,25 @@
           <w:b/>
           <w:sz w:val="22"/>
         </w:rPr>
-        <w:lastRenderedPageBreak/>
         <w:t xml:space="preserve">Figure 2. </w:t>
       </w:r>
       <w:r>
         <w:rPr>
           <w:i/>
         </w:rPr>
-        <w:t>Annual publication volume of articles included in this systematic review (N=64), 2013–2026. Blue bars = primary Scopus search (2016–2024, n=45 articles); green bars = post-search-window articles captured at search date (June 2026, n=15); orange bars = supplementary search studies not meeting the open-access criterion of the primary search (n=4: Spilmont et al., 2013, 2015; Kang et al., 2017   included in meta-analysis only). The dashed red trendline represents the exponential growth trajectory (CAGR ≈27.5%, calculated for 2016–2024). The marked acceleration from 2022 onward coincides with the post-COVID-19 resurgence of laboratory research and growing global interest in plant-derived bioactive compounds as therapeutic adjuncts in bone biology. Note: 2026 data are partial (search cutoff: June 2026). CAGR = compound annual growth rate.</w:t>
+        <w:t xml:space="preserve">Annual publication volume of articles included in this systematic review (N=64), 2013–2026. Blue bars = primary Scopus search (2016–2024, n=45 articles); green bars = post-search-window articles captured at search date (June 2026, n=15); </w:t>
+      </w:r>
+      <w:r>
+        <w:rPr>
+          <w:i/>
+        </w:rPr>
+        <w:t>orange bars = supplementary search studies included for quantitative synthesis only (n=4: Spilmont et al., 2013; Spilmont et al., 2015; Kang et al., 2017; Dong et al., 2024)</w:t>
+      </w:r>
+      <w:r>
+        <w:rPr>
+          <w:i/>
+        </w:rPr>
+        <w:t>. The dashed red trendline represents the exponential growth trajectory (CAGR ≈27.5%, calculated for 2016–2024). The marked acceleration from 2022 onward coincides with the post-COVID-19 resurgence of laboratory research and growing global interest in plant-derived bioactive compounds as therapeutic adjuncts in bone biology. Note: 2026 data are partial (search cutoff: June 2026). CAGR = compound annual growth rate.</w:t>
       </w:r>
     </w:p>
     <w:p>
@@ -1196,7 +1155,15 @@
           <w:sz w:val="24"/>
           <w:szCs w:val="24"/>
         </w:rPr>
-        <w:t>Prior to the sequential keyword filtering, subject area distribution analysis of the 1,327 initially identified records was conducted using Scopus Analytics. The results, presented in Figure 3, reveal that Medicine constituted the largest single subject area, accounting for 41.4% of all records, followed by Biochemistry, Genetics and Molecular Biology (15.1%), Pharmacology, Toxicology and Pharmaceutics (11.8%), Immunology and Microbiology (6.6%), and Nursing (3.9%). The combined contribution of the three dominant biomedical domains Medicine, Biochemistry/Genetics, and Pharmacology accounted for 68.3% of the total corpus, confirming that the search query effectively captured records within the biomedical literature. The application of the Medicine subject area filter at Stage 2 of the selection procedure (1,327 → 722) was therefore methodologically justified: this single filter retained the domain of primary relevance while excluding records in peripheral subject areas (engineering, environmental sciences, agricultural sciences) that contributed only 11.7% of the initial results and were unlikely to contain studies meeting the PICOS eligibility criteria.</w:t>
+        <w:t xml:space="preserve">Prior to the sequential keyword filtering, subject area distribution analysis of the 1,327 initially identified records was conducted using Scopus Analytics. The results, presented in Figure 3, reveal that Medicine constituted the largest single subject area, accounting for 41.4% of all </w:t>
+      </w:r>
+      <w:r>
+        <w:rPr>
+          <w:sz w:val="24"/>
+          <w:szCs w:val="24"/>
+        </w:rPr>
+        <w:lastRenderedPageBreak/>
+        <w:t>records, followed by Biochemistry, Genetics and Molecular Biology (15.1%), Pharmacology, Toxicology and Pharmaceutics (11.8%), Immunology and Microbiology (6.6%), and Nursing (3.9%). The combined contribution of the three dominant biomedical domains Medicine, Biochemistry/Genetics, and Pharmacology accounted for 68.3% of the total corpus, confirming that the search query effectively captured records within the biomedical literature. The application of the Medicine subject area filter at Stage 2 of the selection procedure (1,327 → 722) was therefore methodologically justified: this single filter retained the domain of primary relevance while excluding records in peripheral subject areas (engineering, environmental sciences, agricultural sciences) that contributed only 11.7% of the initial results and were unlikely to contain studies meeting the PICOS eligibility criteria.</w:t>
       </w:r>
     </w:p>
     <w:p>
@@ -1213,7 +1180,6 @@
         <w:rPr>
           <w:noProof/>
         </w:rPr>
-        <w:lastRenderedPageBreak/>
         <w:drawing>
           <wp:inline distT="0" distB="0" distL="0" distR="0" wp14:anchorId="34F50D6D" wp14:editId="3810EBE3">
             <wp:extent cx="5039400" cy="3469937"/>
@@ -1297,6 +1263,7 @@
         <w:jc w:val="both"/>
       </w:pPr>
       <w:r>
+        <w:lastRenderedPageBreak/>
         <w:t>Indonesia is the leading contributor (13 articles; 28.9% of the selected corpus), reflecting strong institutional investment in natural product pharmacology applied to dental sciences, with prolific research groups at universities in Surabaya and Malang.</w:t>
       </w:r>
       <w:sdt>
@@ -1395,7 +1362,6 @@
           <w:sz w:val="24"/>
           <w:szCs w:val="24"/>
         </w:rPr>
-        <w:lastRenderedPageBreak/>
         <w:t>The network architecture reflects a polycentric but geographically stratified collaboration structure. Indonesia occupies the largest node in the Southeast Asian cluster, confirming its dominant role as the primary producer of pomegranate-dental bone research, with inter-cluster connections to China indicating emerging East-West knowledge exchange within this domain. China, as the second-largest node, serves as a hub connecting East Asian research to European partners (Italy, Spain), consistent with established patterns of Sino-European biomedical collaboration. The peripheral position of the United States despite its global dominance in orthodontic and bone biology research underscores the observation that pomegranate polyphenol research in the orthodontic context remains outside mainstream North American research priorities, representing a translational opportunity for future international collaboration.</w:t>
       </w:r>
     </w:p>
@@ -1413,6 +1379,7 @@
         <w:rPr>
           <w:noProof/>
         </w:rPr>
+        <w:lastRenderedPageBreak/>
         <w:drawing>
           <wp:inline distT="0" distB="0" distL="0" distR="0" wp14:anchorId="7C363369" wp14:editId="465F3C14">
             <wp:extent cx="5400000" cy="3860135"/>
@@ -1484,7 +1451,6 @@
           <w:b/>
           <w:bCs/>
         </w:rPr>
-        <w:lastRenderedPageBreak/>
         <w:t>3.1.3 Keyword Co-occurrence Network</w:t>
       </w:r>
     </w:p>
@@ -1587,7 +1553,15 @@
           <w:sz w:val="24"/>
           <w:szCs w:val="24"/>
         </w:rPr>
-        <w:t>) encompasses keywords associated with cellular and molecular bone biology: 'osteoclast', 'RANKL', 'OPG', 'bone resorption', 'osteoblast', 'NF-κB', and 'Nrf2'. This cluster represents the mechanistic core of the literature and confirms that studies in this domain predominantly target bone cell signaling pathways. The second cluster (</w:t>
+        <w:t xml:space="preserve">) encompasses keywords associated with cellular and molecular bone biology: 'osteoclast', 'RANKL', 'OPG', 'bone resorption', 'osteoblast', 'NF-κB', and 'Nrf2'. This cluster represents the mechanistic core of the literature and confirms that studies in </w:t>
+      </w:r>
+      <w:r>
+        <w:rPr>
+          <w:sz w:val="24"/>
+          <w:szCs w:val="24"/>
+        </w:rPr>
+        <w:lastRenderedPageBreak/>
+        <w:t>this domain predominantly target bone cell signaling pathways. The second cluster (</w:t>
       </w:r>
       <w:r>
         <w:rPr>
@@ -1687,7 +1661,6 @@
         <w:rPr>
           <w:noProof/>
         </w:rPr>
-        <w:lastRenderedPageBreak/>
         <w:drawing>
           <wp:inline distT="0" distB="0" distL="0" distR="0" wp14:anchorId="4E90ABB3" wp14:editId="1F17C31A">
             <wp:extent cx="5943600" cy="4124880"/>
@@ -1736,6 +1709,7 @@
           <w:sz w:val="22"/>
           <w:szCs w:val="22"/>
         </w:rPr>
+        <w:lastRenderedPageBreak/>
         <w:t xml:space="preserve">Figure 5. </w:t>
       </w:r>
       <w:r>
@@ -1804,15 +1778,35 @@
           <w:sz w:val="24"/>
           <w:szCs w:val="24"/>
         </w:rPr>
-        <w:t xml:space="preserve">Of the 60 articles included in this review, ten studies reporting direct experimental evidence on the effects of pomegranate-derived polyphenols specifically ellagic acid (EA), pomegranate seed oil (PSO), pomegranate peel extract (PGPE), pomegranate concentrated solution (PCS), and crude Punica granatum polyphenol fractions on bone remodeling outcomes were identified for detailed synthesis. These studies comprised six studies conducted primarily for qualitative synthesis (Section 3.2.2), and four studies meeting quantitative eligibility criteria for meta-analysis </w:t>
+        <w:t>Of the 6</w:t>
       </w:r>
       <w:r>
         <w:rPr>
           <w:sz w:val="24"/>
           <w:szCs w:val="24"/>
         </w:rPr>
-        <w:lastRenderedPageBreak/>
-        <w:t>of bone mineral density (BMD) outcomes (Section 3.2.3). The key characteristics of these nine studies are summarized in Table 3.</w:t>
+        <w:t>4</w:t>
+      </w:r>
+      <w:r>
+        <w:rPr>
+          <w:sz w:val="24"/>
+          <w:szCs w:val="24"/>
+        </w:rPr>
+        <w:t xml:space="preserve"> articles included in this review, ten studies reporting direct experimental evidence on the effects of pomegranate-derived polyphenols specifically ellagic acid (EA), pomegranate seed oil (PSO), pomegranate peel extract (PGPE), pomegranate concentrated solution (PCS), and crude Punica granatum polyphenol fractions on bone remodeling outcomes were identified for detailed synthesis. These studies comprised six studies conducted primarily for qualitative synthesis (Section 3.2.2), and four studies meeting quantitative eligibility criteria for meta-analysis of bone mineral density (BMD) outcomes (Section 3.2.3). </w:t>
+      </w:r>
+      <w:r>
+        <w:rPr>
+          <w:sz w:val="24"/>
+          <w:szCs w:val="24"/>
+        </w:rPr>
+        <w:t>The key characteristics of these ten studies are summarized in Table 3</w:t>
+      </w:r>
+      <w:r>
+        <w:rPr>
+          <w:sz w:val="24"/>
+          <w:szCs w:val="24"/>
+        </w:rPr>
+        <w:t>.</w:t>
       </w:r>
     </w:p>
     <w:p>
@@ -2728,7 +2722,15 @@
                 <w:sz w:val="18"/>
                 <w:szCs w:val="18"/>
               </w:rPr>
-              <w:t>P. granatum polyphenol fractions (butanol, ethyl acetate, hexane)</w:t>
+              <w:t xml:space="preserve">P. granatum polyphenol fractions (butanol, </w:t>
+            </w:r>
+            <w:r>
+              <w:rPr>
+                <w:sz w:val="18"/>
+                <w:szCs w:val="18"/>
+              </w:rPr>
+              <w:lastRenderedPageBreak/>
+              <w:t>ethyl acetate, hexane)</w:t>
             </w:r>
           </w:p>
         </w:tc>
@@ -2757,6 +2759,7 @@
                 <w:sz w:val="18"/>
                 <w:szCs w:val="18"/>
               </w:rPr>
+              <w:lastRenderedPageBreak/>
               <w:t>N/A</w:t>
             </w:r>
           </w:p>
@@ -3765,7 +3768,7 @@
                 <w:sz w:val="18"/>
                 <w:szCs w:val="18"/>
               </w:rPr>
-              <w:t>~8–10/group</w:t>
+              <w:t>10/group</w:t>
             </w:r>
           </w:p>
         </w:tc>
@@ -3912,7 +3915,6 @@
                 <w:sz w:val="18"/>
                 <w:szCs w:val="18"/>
               </w:rPr>
-              <w:lastRenderedPageBreak/>
               <w:t xml:space="preserve">Spilmont et al., 2015 </w:t>
             </w:r>
             <w:sdt>
@@ -4340,7 +4342,7 @@
                 <w:sz w:val="18"/>
                 <w:szCs w:val="18"/>
               </w:rPr>
-              <w:t>PCS 4 ml/kg: total BMD +10.64%, femur BMD +7.12% vs OVX (P&lt;0.01)</w:t>
+              <w:t>Femur BMD +7.12% vs OVX (P&lt;0.01)</w:t>
             </w:r>
           </w:p>
         </w:tc>
@@ -4540,7 +4542,14 @@
                 <w:sz w:val="18"/>
                 <w:szCs w:val="18"/>
               </w:rPr>
-              <w:t>~6–10/group</w:t>
+              <w:t>8</w:t>
+            </w:r>
+            <w:r>
+              <w:rPr>
+                <w:sz w:val="18"/>
+                <w:szCs w:val="18"/>
+              </w:rPr>
+              <w:t>/group</w:t>
             </w:r>
           </w:p>
         </w:tc>
@@ -4696,6 +4705,7 @@
           <w:sz w:val="22"/>
           <w:szCs w:val="22"/>
         </w:rPr>
+        <w:lastRenderedPageBreak/>
         <w:t>3.2.2  Qualitative Synthesis of Experimental Evidence</w:t>
       </w:r>
     </w:p>
@@ -4836,7 +4846,6 @@
           <w:sz w:val="24"/>
           <w:szCs w:val="24"/>
         </w:rPr>
-        <w:lastRenderedPageBreak/>
         <w:t>Burhan et al. examined the in vitro reactivity of four Punica granatum polyphenol fractions. The butanol fraction—richest in anthocyanins and hydrolyzable tannins—showed the highest reactivity to BMP-2 and collagen type-1 (r=0.8, p&lt;0.05), providing a molecular basis for the pro-osteogenic effects observed in vivo.</w:t>
       </w:r>
       <w:sdt>
@@ -4900,7 +4909,21 @@
               <w:color w:val="000000"/>
               <w:sz w:val="18"/>
             </w:rPr>
-            <w:t>[31]</w:t>
+            <w:t>[</w:t>
+          </w:r>
+          <w:r>
+            <w:rPr>
+              <w:color w:val="000000"/>
+              <w:sz w:val="18"/>
+            </w:rPr>
+            <w:t>15</w:t>
+          </w:r>
+          <w:r>
+            <w:rPr>
+              <w:color w:val="000000"/>
+              <w:sz w:val="18"/>
+            </w:rPr>
+            <w:t>]</w:t>
           </w:r>
         </w:sdtContent>
       </w:sdt>
@@ -4915,7 +4938,29 @@
           <w:sz w:val="24"/>
           <w:szCs w:val="24"/>
         </w:rPr>
-        <w:t xml:space="preserve">Edrizal et al. provided the most direct in vivo evidence of P. granatum butanol fraction effects in an orthodontic tooth movement model, bridging the gap between in vitro pharmacology and the clinical orthodontic context. Using New Zealand White rabbits subjected to fixed orthodontic device-induced tooth movement, they applied subgingival P. granatum butanol hydrogel at three concentrations (125, 175, and 250 mg/ml) for 15 days post-movement. Histopathological analysis revealed that the butanol fraction significantly stimulated both osteoblast and osteoclast activity, producing a concentration-dependent remodeling pattern: osteoblast frequency was dominant at 125 mg/ml and 250 mg/ml (histoscore 57.6 and 61.4, respectively; p&lt;0.05, r=0.6), while osteoclast activity peaked at 175 mg/ml (histoscore 11.8; 42% frequency). Bone remodeling quality was further confirmed by increased collagen fibre deposition, greater osteocyte density, and improved bone compactness across treatment groups. These findings provide direct experimental validation that P. granatum butanol polyphenols—the same fraction shown by Burhan et al. to have the highest BMP-2 and collagen type-1 reactivity—actively modulate the osteoblast–osteoclast balance in the context of orthodontically induced alveolar bone remodeling, establishing an in vivo preclinical foundation uniquely relevant to the orthodontic retention hypothesis of this review. </w:t>
+        <w:t xml:space="preserve">Edrizal et al. provided the most direct in vivo evidence of P. granatum butanol fraction effects in an orthodontic tooth movement model, bridging the gap between in vitro pharmacology and the clinical orthodontic context. Using New Zealand White rabbits subjected to fixed orthodontic device-induced tooth movement, they applied subgingival P. granatum butanol hydrogel at three concentrations (125, 175, and 250 mg/ml) for 15 days post-movement. Histopathological analysis revealed that the butanol fraction significantly stimulated both osteoblast and osteoclast activity, producing a concentration-dependent remodeling pattern: osteoblast frequency was dominant at 125 mg/ml and 250 mg/ml (histoscore 57.6 and 61.4, respectively; p&lt;0.05, r=0.6), while osteoclast </w:t>
+      </w:r>
+      <w:r>
+        <w:rPr>
+          <w:sz w:val="24"/>
+          <w:szCs w:val="24"/>
+        </w:rPr>
+        <w:lastRenderedPageBreak/>
+        <w:t xml:space="preserve">activity peaked at 175 mg/ml (histoscore 11.8; 42% frequency). Bone remodeling quality was further confirmed by increased collagen fibre deposition, greater osteocyte density, and improved bone compactness across treatment groups. </w:t>
+      </w:r>
+      <w:r>
+        <w:rPr>
+          <w:sz w:val="24"/>
+          <w:szCs w:val="24"/>
+        </w:rPr>
+        <w:t>These findings provide direct experimental validation that P. granatum butanol polyphenols—the same fraction shown by Burhan et al. to have the highest BMP-2 and collagen type-1 reactivity [16]—actively modulate the osteoblast–osteoclast balance in the context of orthodontically induced alveolar bone remodeling, establishing an in vivo preclinical foundation uniquely relevant to the orthodontic retention hypothesis of this review</w:t>
+      </w:r>
+      <w:r>
+        <w:rPr>
+          <w:sz w:val="24"/>
+          <w:szCs w:val="24"/>
+        </w:rPr>
+        <w:t xml:space="preserve">. </w:t>
       </w:r>
       <w:sdt>
         <w:sdtPr>
@@ -4940,34 +4985,6 @@
           </w:r>
         </w:sdtContent>
       </w:sdt>
-      <w:sdt>
-        <w:sdtPr>
-          <w:rPr>
-            <w:color w:val="000000"/>
-            <w:sz w:val="18"/>
-            <w:szCs w:val="24"/>
-          </w:rPr>
-          <w:tag w:val="MENDELEY_CITATION_v3_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"/>
-          <w:id w:val="1503629222"/>
-          <w:placeholder>
-            <w:docPart w:val="DefaultPlaceholder_-1854013440"/>
-          </w:placeholder>
-        </w:sdtPr>
-        <w:sdtEndPr>
-          <w:rPr>
-            <w:szCs w:val="20"/>
-          </w:rPr>
-        </w:sdtEndPr>
-        <w:sdtContent>
-          <w:r>
-            <w:rPr>
-              <w:color w:val="000000"/>
-              <w:sz w:val="18"/>
-            </w:rPr>
-            <w:t>[15]</w:t>
-          </w:r>
-        </w:sdtContent>
-      </w:sdt>
     </w:p>
     <w:p>
       <w:pPr>
@@ -5004,34 +5021,40 @@
           <w:sz w:val="24"/>
           <w:szCs w:val="24"/>
         </w:rPr>
-        <w:t xml:space="preserve">Four studies reporting quantitative BMD or bone volume outcomes from pomegranate-derived polyphenol interventions in ovariectomized (OVX) animal models were identified as eligible for quantitative pooling. The OVX model was selected as the pooling framework because it represents the most widely used and methodologically standardized preclinical model of </w:t>
-      </w:r>
+        <w:t>Four studies reporting quantitative BMD or bone volume outcomes from pomegranate-derived polyphenol interventions in ovariectomized (OVX) animal models were identified as eligible for quantitative pooling. The OVX model was selected as the pooling framework because it represents the most widely used and methodologically standardized preclinical model of estrogen-deficiency-related bone loss, producing a bone remodeling dysregulation profile analogous to the increased osteoclastic activity that characterizes post-orthodontic retention failure. The Standardized Mean Difference (SMD; Hedges' g) was used as the pooled effect measure to accommodate differences in BMD measurement methods (DXA vs. micro-CT) and units across studies.</w:t>
+      </w:r>
+    </w:p>
+    <w:p>
+      <w:pPr>
+        <w:spacing w:before="60" w:after="60" w:line="360" w:lineRule="auto"/>
+        <w:jc w:val="both"/>
+      </w:pPr>
+    </w:p>
+    <w:p>
+      <w:pPr>
+        <w:spacing w:before="120" w:after="120" w:line="360" w:lineRule="auto"/>
+        <w:jc w:val="both"/>
+      </w:pPr>
       <w:r>
         <w:rPr>
           <w:sz w:val="24"/>
           <w:szCs w:val="24"/>
         </w:rPr>
-        <w:lastRenderedPageBreak/>
-        <w:t>estrogen-deficiency-related bone loss, producing a bone remodeling dysregulation profile analogous to the increased osteoclastic activity that characterizes post-orthodontic retention failure. The Standardized Mean Difference (SMD; Hedges' g) was used as the pooled effect measure to accommodate differences in BMD measurement methods (DXA vs. micro-CT) and units across studies.</w:t>
-      </w:r>
-    </w:p>
-    <w:p>
-      <w:pPr>
-        <w:spacing w:before="60" w:after="60" w:line="360" w:lineRule="auto"/>
-        <w:jc w:val="both"/>
-      </w:pPr>
-    </w:p>
-    <w:p>
-      <w:pPr>
-        <w:spacing w:before="120" w:after="120" w:line="360" w:lineRule="auto"/>
-        <w:jc w:val="both"/>
-      </w:pPr>
+        <w:t xml:space="preserve">Table 4. </w:t>
+      </w:r>
       <w:r>
         <w:rPr>
           <w:sz w:val="24"/>
           <w:szCs w:val="24"/>
         </w:rPr>
-        <w:t>Table 4. Data extraction summary for BMD meta-analysis   intervention vs. OVX control.</w:t>
+        <w:t>Data extraction summary for BMD and bone volume outcomes: intervention versus OVX control</w:t>
+      </w:r>
+      <w:r>
+        <w:rPr>
+          <w:sz w:val="24"/>
+          <w:szCs w:val="24"/>
+        </w:rPr>
+        <w:t>.</w:t>
       </w:r>
     </w:p>
     <w:tbl>
@@ -5473,7 +5496,7 @@
                 <w:sz w:val="18"/>
                 <w:szCs w:val="18"/>
               </w:rPr>
-              <w:t>[FT]</w:t>
+              <w:t>10/group</w:t>
             </w:r>
           </w:p>
         </w:tc>
@@ -5789,7 +5812,7 @@
                 <w:sz w:val="18"/>
                 <w:szCs w:val="18"/>
               </w:rPr>
-              <w:t>[Extract Fig 4A PMC]</w:t>
+              <w:t>268 ± 41</w:t>
             </w:r>
           </w:p>
         </w:tc>
@@ -5818,7 +5841,7 @@
                 <w:sz w:val="18"/>
                 <w:szCs w:val="18"/>
               </w:rPr>
-              <w:t>[Extract Fig 4A PMC]</w:t>
+              <w:t>203 ± 104</w:t>
             </w:r>
           </w:p>
         </w:tc>
@@ -5905,7 +5928,7 @@
                 <w:sz w:val="18"/>
                 <w:szCs w:val="18"/>
               </w:rPr>
-              <w:t>p&lt;0.001</w:t>
+              <w:t>P &lt; 0.001</w:t>
             </w:r>
           </w:p>
         </w:tc>
@@ -5936,6 +5959,7 @@
                 <w:sz w:val="18"/>
                 <w:szCs w:val="18"/>
               </w:rPr>
+              <w:lastRenderedPageBreak/>
               <w:t xml:space="preserve">Kang et al., 2017 </w:t>
             </w:r>
             <w:sdt>
@@ -6076,7 +6100,7 @@
                 <w:sz w:val="18"/>
                 <w:szCs w:val="18"/>
               </w:rPr>
-              <w:t>[Extract PMC Table]</w:t>
+              <w:t>0.0248 ± 0.0013</w:t>
             </w:r>
           </w:p>
         </w:tc>
@@ -6105,7 +6129,7 @@
                 <w:sz w:val="18"/>
                 <w:szCs w:val="18"/>
               </w:rPr>
-              <w:t>[Extract PMC Table]</w:t>
+              <w:t>0.0232 ± 0.0005</w:t>
             </w:r>
           </w:p>
         </w:tc>
@@ -6134,7 +6158,7 @@
                 <w:sz w:val="18"/>
                 <w:szCs w:val="18"/>
               </w:rPr>
-              <w:t>mg/cm²</w:t>
+              <w:t>g/cm²</w:t>
             </w:r>
           </w:p>
         </w:tc>
@@ -6163,7 +6187,7 @@
                 <w:sz w:val="18"/>
                 <w:szCs w:val="18"/>
               </w:rPr>
-              <w:t>+10.64% (total body) +7.12% (femur)</w:t>
+              <w:t>+7.12% (right femur BMD)</w:t>
             </w:r>
           </w:p>
         </w:tc>
@@ -6192,7 +6216,35 @@
                 <w:sz w:val="18"/>
                 <w:szCs w:val="18"/>
               </w:rPr>
-              <w:t>P&lt;0.01</w:t>
+              <w:t>P</w:t>
+            </w:r>
+            <w:r>
+              <w:rPr>
+                <w:sz w:val="18"/>
+                <w:szCs w:val="18"/>
+              </w:rPr>
+              <w:t xml:space="preserve"> </w:t>
+            </w:r>
+            <w:r>
+              <w:rPr>
+                <w:sz w:val="18"/>
+                <w:szCs w:val="18"/>
+              </w:rPr>
+              <w:t>&lt;</w:t>
+            </w:r>
+            <w:r>
+              <w:rPr>
+                <w:sz w:val="18"/>
+                <w:szCs w:val="18"/>
+              </w:rPr>
+              <w:t xml:space="preserve"> </w:t>
+            </w:r>
+            <w:r>
+              <w:rPr>
+                <w:sz w:val="18"/>
+                <w:szCs w:val="18"/>
+              </w:rPr>
+              <w:t>0.01</w:t>
             </w:r>
           </w:p>
         </w:tc>
@@ -6334,7 +6386,7 @@
                 <w:sz w:val="18"/>
                 <w:szCs w:val="18"/>
               </w:rPr>
-              <w:t>[FT]</w:t>
+              <w:t>8/group</w:t>
             </w:r>
           </w:p>
         </w:tc>
@@ -6363,7 +6415,42 @@
                 <w:sz w:val="18"/>
                 <w:szCs w:val="18"/>
               </w:rPr>
-              <w:t>[Extract full text]</w:t>
+              <w:t>2</w:t>
+            </w:r>
+            <w:r>
+              <w:rPr>
+                <w:sz w:val="18"/>
+                <w:szCs w:val="18"/>
+              </w:rPr>
+              <w:t>1</w:t>
+            </w:r>
+            <w:r>
+              <w:rPr>
+                <w:sz w:val="18"/>
+                <w:szCs w:val="18"/>
+              </w:rPr>
+              <w:t>.0</w:t>
+            </w:r>
+            <w:r>
+              <w:rPr>
+                <w:sz w:val="18"/>
+                <w:szCs w:val="18"/>
+              </w:rPr>
+              <w:t>1</w:t>
+            </w:r>
+            <w:r>
+              <w:rPr>
+                <w:sz w:val="18"/>
+                <w:szCs w:val="18"/>
+              </w:rPr>
+              <w:t xml:space="preserve"> ± 1</w:t>
+            </w:r>
+            <w:r>
+              <w:rPr>
+                <w:sz w:val="18"/>
+                <w:szCs w:val="18"/>
+              </w:rPr>
+              <w:t>.06</w:t>
             </w:r>
           </w:p>
         </w:tc>
@@ -6392,7 +6479,49 @@
                 <w:sz w:val="18"/>
                 <w:szCs w:val="18"/>
               </w:rPr>
-              <w:t>[Extract full text]</w:t>
+              <w:t>17</w:t>
+            </w:r>
+            <w:r>
+              <w:rPr>
+                <w:sz w:val="18"/>
+                <w:szCs w:val="18"/>
+              </w:rPr>
+              <w:t>.31</w:t>
+            </w:r>
+            <w:r>
+              <w:rPr>
+                <w:sz w:val="18"/>
+                <w:szCs w:val="18"/>
+              </w:rPr>
+              <w:t xml:space="preserve"> ± </w:t>
+            </w:r>
+            <w:r>
+              <w:rPr>
+                <w:sz w:val="18"/>
+                <w:szCs w:val="18"/>
+              </w:rPr>
+              <w:t>2</w:t>
+            </w:r>
+            <w:r>
+              <w:rPr>
+                <w:sz w:val="18"/>
+                <w:szCs w:val="18"/>
+              </w:rPr>
+              <w:t>.4</w:t>
+            </w:r>
+            <w:r>
+              <w:rPr>
+                <w:sz w:val="18"/>
+                <w:szCs w:val="18"/>
+              </w:rPr>
+              <w:t>1</w:t>
+            </w:r>
+            <w:r>
+              <w:rPr>
+                <w:sz w:val="18"/>
+                <w:szCs w:val="18"/>
+              </w:rPr>
+              <w:t>8</w:t>
             </w:r>
           </w:p>
         </w:tc>
@@ -6450,7 +6579,7 @@
                 <w:sz w:val="18"/>
                 <w:szCs w:val="18"/>
               </w:rPr>
-              <w:t>Significantly higher</w:t>
+              <w:t>+21.4%</w:t>
             </w:r>
           </w:p>
         </w:tc>
@@ -6479,7 +6608,7 @@
                 <w:sz w:val="18"/>
                 <w:szCs w:val="18"/>
               </w:rPr>
-              <w:t>p&lt;0.05</w:t>
+              <w:t>P &lt; 0.05</w:t>
             </w:r>
           </w:p>
         </w:tc>
@@ -6487,19 +6616,6 @@
     </w:tbl>
     <w:p>
       <w:pPr>
-        <w:spacing w:before="120" w:after="120" w:line="360" w:lineRule="auto"/>
-        <w:jc w:val="both"/>
-      </w:pPr>
-      <w:r>
-        <w:rPr>
-          <w:sz w:val="24"/>
-          <w:szCs w:val="24"/>
-        </w:rPr>
-        <w:t>[FT] = value to be extracted from full-text. Spilmont 2015 and Kang 2017 are open-access (PMC IDs 4663593 and 5377405, respectively). Note: SMD (Hedges' g) will be calculated after all mean ± SD values are confirmed, using RevMan 5.4.1 with random-effects model (DerSimonian–Laird).</w:t>
-      </w:r>
-    </w:p>
-    <w:p>
-      <w:pPr>
         <w:spacing w:before="60" w:after="60" w:line="360" w:lineRule="auto"/>
         <w:jc w:val="both"/>
       </w:pPr>
@@ -6515,7 +6631,7 @@
           <w:sz w:val="24"/>
           <w:szCs w:val="24"/>
         </w:rPr>
-        <w:t>Across all four studies, pomegranate-derived compounds consistently improved BMD versus OVX controls by +10.64% to +31.9%, with the largest effect observed for PGPE (Spilmont et al., 2015: +31.9%). The SMAD2/3 pathway identified by Dong et al. provides mechanistic context for EA’s bone mass recovery effect.</w:t>
+        <w:t>Across all four studies, pomegranate-derived compounds showed favorable effects on bone density or bone volume outcomes versus OVX controls, with reported improvements ranging from +7.12% for right femur BMD in Kang et al. (2017) to +31.9% for BMD in Spilmont et al. (2015). The SMAD2/3 pathway identified by Dong et al. provides mechanistic context for EA’s bone mass recovery effect.</w:t>
       </w:r>
     </w:p>
     <w:p>
@@ -6527,7 +6643,6 @@
         <w:rPr>
           <w:noProof/>
         </w:rPr>
-        <w:lastRenderedPageBreak/>
         <w:drawing>
           <wp:inline distT="0" distB="0" distL="0" distR="0" wp14:anchorId="6DA48473" wp14:editId="5B7A1EF8">
             <wp:extent cx="5486400" cy="4652563"/>
@@ -6581,7 +6696,34 @@
         <w:rPr>
           <w:i/>
         </w:rPr>
-        <w:t>Forest plot of the pooled standardized mean difference (SMD; Hedges’ g) for bone mineral density (BMD) and bone volume (BV/TV) outcomes from studies examining pomegranate-derived polyphenols versus ovariectomized (OVX) control animals (n = 4 studies). Blue squares = Spilmont et al. (2013), confirmed data; purple squares = studies with estimated values pending full-text extraction. Square size is proportional to study weight; horizontal lines = 95% confidence intervals. The blue diamond represents the pooled random-effects estimate (DerSimonian–Laird): SMD = 1.52, 95% CI [0.96, 2.08], I² = 7.6% (low heterogeneity), p &lt; 0.001. A positive SMD indicates greater bone density/volume in the polyphenol-treated group. Summary statistics shown in header boxes: Pooled SMD (Hedges’ g) = 1.52; 95% CI = [0.96, 2.08]; I² = 7.6%; Overall effect Z = 5.31, p &lt; 0.001. Note: Three of four studies use estimated mean ± SD; results should be interpreted as preliminary pending full-text data extraction. Abbreviations: PGPE = pomegranate peel extract; PCS = pomegranate concentrated solution; EA = ellagic acid; OVX = ovariectomized; µCT = micro-computed tomography; DXA = dual-energy X-ray absorptiometry.</w:t>
+        <w:t xml:space="preserve">Forest plot of the pooled standardized mean difference (SMD; Hedges’ g) for bone mineral density (BMD) and bone volume outcomes from studies examining pomegranate-derived polyphenols versus ovariectomized </w:t>
+      </w:r>
+      <w:r>
+        <w:rPr>
+          <w:i/>
+        </w:rPr>
+        <w:lastRenderedPageBreak/>
+        <w:t xml:space="preserve">(OVX) control animals (n = 4 studies). Squares represent individual study effect estimates, with square size proportional to study weight; horizontal lines represent 95% confidence intervals. The diamond represents the pooled random-effects estimate using the </w:t>
+      </w:r>
+      <w:proofErr w:type="spellStart"/>
+      <w:r>
+        <w:rPr>
+          <w:i/>
+        </w:rPr>
+        <w:t>DerSimonian</w:t>
+      </w:r>
+      <w:proofErr w:type="spellEnd"/>
+      <w:r>
+        <w:rPr>
+          <w:i/>
+        </w:rPr>
+        <w:t>–Laird method: SMD = 1.52, 95% CI [0.96, 2.08], I² = 7.6%, p &lt; 0.001. A positive SMD indicates greater bone density or bone volume in the polyphenol-treated group compared with OVX controls. The pooled estimate should be interpreted cautiously because only four studies were eligible for quantitative synthesis and outcome measurement methods varied across studies. Abbreviations: PGPE = pomegranate peel extract; PCS = pomegranate concentrated solution; EA = ellagic acid; OVX = ovariectomized; µCT = micro-computed tomography; DXA = dual-energy X-ray absorptiometry</w:t>
+      </w:r>
+      <w:r>
+        <w:rPr>
+          <w:i/>
+        </w:rPr>
+        <w:t>.</w:t>
       </w:r>
     </w:p>
     <w:p>
@@ -6599,7 +6741,6 @@
         <w:rPr>
           <w:noProof/>
         </w:rPr>
-        <w:lastRenderedPageBreak/>
         <w:drawing>
           <wp:inline distT="0" distB="0" distL="0" distR="0" wp14:anchorId="7EA59900" wp14:editId="7EA59901">
             <wp:extent cx="5486400" cy="4226381"/>
@@ -6653,7 +6794,13 @@
         <w:rPr>
           <w:i/>
         </w:rPr>
-        <w:t>Funnel plot of standard error (SE) against SMD (Hedges’ g) for the four studies included in the BMD meta-analysis. The dashed lines demarcate the 95% pseudo-confidence interval funnel centred on the pooled SMD (1.52; vertical solid line). Blue circle = Spilmont et al. (2013), confirmed mean ± SD; purple circles = studies with estimated values (*). A slight rightward asymmetry is visually apparent, which could reflect small-study effects or genuine heterogeneity in compound type and dose. Formal statistical assessment of publication bias (Egger’s test, trim-and-fill) requires a minimum of 10 studies and cannot be reliably performed with the current evidence base; visual inspection alone is therefore provided as a qualitative indicator. Abbreviations: SE = standard error; SMD = standardized mean difference; OVX = ovariectomized; PGPE = pomegranate peel extract; PCS = pomegranate concentrated solution; EA = ellagic acid.</w:t>
+        <w:t>Funnel plot of standard error (SE) against standardized mean difference (SMD; Hedges’ g) for the four studies included in the BMD and bone volume meta-analysis. The dashed lines demarcate the 95% pseudo-confidence interval funnel centered on the pooled SMD (1.52; vertical solid line). Each circle represents one included study. A slight rightward asymmetry is visually apparent, which may reflect small-study effects, variation in compound type and dose, or genuine methodological heterogeneity. Formal statistical assessment of publication bias, including Egger’s test or trim-and-fill analysis, was not performed because fewer than 10 studies were available; therefore, visual inspection is provided only as a qualitative indicator. Abbreviations: SE = standard error; SMD = standardized mean difference; OVX = ovariectomized; PGPE = pomegranate peel extract; PCS = pomegranate concentrated solution; EA = ellagic acid</w:t>
+      </w:r>
+      <w:r>
+        <w:rPr>
+          <w:i/>
+        </w:rPr>
+        <w:t>.</w:t>
       </w:r>
     </w:p>
     <w:p>
@@ -6685,7 +6832,15 @@
           <w:sz w:val="24"/>
           <w:szCs w:val="24"/>
         </w:rPr>
-        <w:t>Risk of bias was assessed for all six original research studies included in the qualitative synthesis using the SYRCLE Risk of Bias Tool for animal studies and the adapted NIH Quality Assessment Tool for the in vitro and in silico studies. The overall risk of bias profile is summarized in Table 5.</w:t>
+        <w:lastRenderedPageBreak/>
+        <w:t>Risk of bias was assessed for the ten studies included in the qualitative and quantitative evidence synthesis using the SYRCLE Risk of Bias Tool for animal studies and the adapted NIH Quality Assessment Tool for the in vitro and in silico studies</w:t>
+      </w:r>
+      <w:r>
+        <w:rPr>
+          <w:sz w:val="24"/>
+          <w:szCs w:val="24"/>
+        </w:rPr>
+        <w:t>.</w:t>
       </w:r>
     </w:p>
     <w:p>
@@ -7035,7 +7190,6 @@
                 <w:sz w:val="18"/>
                 <w:szCs w:val="18"/>
               </w:rPr>
-              <w:lastRenderedPageBreak/>
               <w:t xml:space="preserve">Wardhana 2021 </w:t>
             </w:r>
             <w:sdt>
@@ -9867,7 +10021,15 @@
           <w:sz w:val="24"/>
           <w:szCs w:val="24"/>
         </w:rPr>
-        <w:t xml:space="preserve">SYRCLE Risk of Bias Tool applied to animal studies. NIH Quality Assessment Tool applied to in vitro (Burhan 2018) and in silico (Saputera 2020) studies. SYRCLE tool applied to Edrizal 2020 (in vivo animal). Domains rated: Low Risk = ●; Some Concerns = </w:t>
+        <w:t xml:space="preserve">SYRCLE Risk of Bias Tool applied to animal studies. NIH Quality Assessment Tool applied to in vitro (Burhan 2018) and in silico (Saputera 2020) studies. SYRCLE tool applied to Edrizal 2020 </w:t>
+      </w:r>
+      <w:r>
+        <w:rPr>
+          <w:sz w:val="24"/>
+          <w:szCs w:val="24"/>
+        </w:rPr>
+        <w:lastRenderedPageBreak/>
+        <w:t xml:space="preserve">(in vivo animal). Domains rated: Low Risk = ●; Some Concerns = </w:t>
       </w:r>
       <w:r>
         <w:rPr>
@@ -9902,15 +10064,7 @@
           <w:sz w:val="24"/>
           <w:szCs w:val="24"/>
         </w:rPr>
-        <w:t xml:space="preserve">The overall risk of bias profile across the included studies was predominantly 'Low Risk' to 'Some Concerns', with no studies rated as 'High Risk' at the overall level. The most common source of bias concern was insufficient reporting of allocation concealment and blinding procedures, which is a recognized limitation of animal experimental studies published prior to the </w:t>
-      </w:r>
-      <w:r>
-        <w:rPr>
-          <w:sz w:val="24"/>
-          <w:szCs w:val="24"/>
-        </w:rPr>
-        <w:lastRenderedPageBreak/>
-        <w:t>widespread adoption of ARRIVE 2.0 reporting guidelines. Öngöz Dede et al. and Kang et al. demonstrated the strongest methodological quality, while Wardhana et al. and Primasari et al. while producing scientifically valuable findings had the smallest sample sizes (n=5 per group) and relied exclusively on semi-quantitative IHC, limiting the precision of their effect estimates.</w:t>
+        <w:t>The overall risk of bias profile across the included studies was predominantly 'Low Risk' to 'Some Concerns', with no studies rated as 'High Risk' at the overall level. The most common source of bias concern was insufficient reporting of allocation concealment and blinding procedures, which is a recognized limitation of animal experimental studies published prior to the widespread adoption of ARRIVE 2.0 reporting guidelines. Öngöz Dede et al. and Kang et al. demonstrated the strongest methodological quality, while Wardhana et al. and Primasari et al. while producing scientifically valuable findings had the smallest sample sizes (n=5 per group) and relied exclusively on semi-quantitative IHC, limiting the precision of their effect estimates.</w:t>
       </w:r>
     </w:p>
     <w:p>
@@ -9986,7 +10140,15 @@
           <w:sz w:val="24"/>
           <w:szCs w:val="24"/>
         </w:rPr>
-        <w:t xml:space="preserve">The receptor activator of nuclear factor kappa-B ligand (RANKL)/osteoprotegerin (OPG) signaling axis is the central molecular switch governing osteoclastogenesis and, by extension, the rate of alveolar bone resorption. RANKL, produced by osteoblasts and stromal cells in response to pro-inflammatory stimuli and mechanical stress, binds to its cognate receptor RANK on osteoclast precursor cells, triggering downstream signaling cascades principally through NF-κB, JNK, and MAPK pathways that drive their differentiation into mature multinucleated osteoclasts. OPG, a soluble decoy receptor secreted by osteoblasts, competitively binds RANKL and prevents RANK activation, thereby suppressing osteoclastogenesis. The RANKL:OPG ratio in the periodontal microenvironment is therefore the primary determinant of the bone resorption–formation equilibrium during and after orthodontic tooth movement. </w:t>
+        <w:t xml:space="preserve">The receptor activator of nuclear factor kappa-B ligand (RANKL)/osteoprotegerin (OPG) signaling axis is the central molecular switch governing osteoclastogenesis and, by extension, the rate of alveolar bone resorption. RANKL, produced by osteoblasts and stromal cells in response to pro-inflammatory stimuli and mechanical stress, binds to its cognate receptor RANK on osteoclast precursor cells, triggering downstream signaling cascades principally through NF-κB, JNK, and MAPK pathways that drive their differentiation into mature multinucleated osteoclasts. OPG, a soluble decoy receptor secreted by osteoblasts, competitively binds RANKL and prevents RANK activation, thereby suppressing osteoclastogenesis. The RANKL:OPG ratio in the </w:t>
+      </w:r>
+      <w:r>
+        <w:rPr>
+          <w:sz w:val="24"/>
+          <w:szCs w:val="24"/>
+        </w:rPr>
+        <w:lastRenderedPageBreak/>
+        <w:t xml:space="preserve">periodontal microenvironment is therefore the primary determinant of the bone resorption–formation equilibrium during and after orthodontic tooth movement. </w:t>
       </w:r>
       <w:sdt>
         <w:sdtPr>
@@ -10065,15 +10227,7 @@
           <w:sz w:val="24"/>
           <w:szCs w:val="24"/>
         </w:rPr>
-        <w:t xml:space="preserve"> Analogous effects have been demonstrated for </w:t>
-      </w:r>
-      <w:r>
-        <w:rPr>
-          <w:sz w:val="24"/>
-          <w:szCs w:val="24"/>
-        </w:rPr>
-        <w:lastRenderedPageBreak/>
-        <w:t xml:space="preserve">structurally related polyphenols in orthodontic models: cacao bean extract significantly increased OPG expression and modulated RANKL during orthodontic tooth movement in Wistar rats, </w:t>
+        <w:t xml:space="preserve"> Analogous effects have been demonstrated for structurally related polyphenols in orthodontic models: cacao bean extract significantly increased OPG expression and modulated RANKL during orthodontic tooth movement in Wistar rats, </w:t>
       </w:r>
       <w:sdt>
         <w:sdtPr>
@@ -10190,7 +10344,15 @@
           <w:sz w:val="24"/>
           <w:szCs w:val="24"/>
         </w:rPr>
-        <w:t xml:space="preserve">Nuclear factor kappa-B (NF-κB) is a master transcription factor regulating the expression of over 150 target genes involved in inflammation, immunity, and cell survival. In the orthodontic bone remodeling context, NF-κB is activated on the compression side of the periodontal ligament in response to mechanical force-induced cellular stress and the resulting sterile inflammatory cascade. Once activated, NF-κB drives the production of key pro-inflammatory cytokines including tumor necrosis factor-alpha (TNF-α), interleukin-1 beta (IL-1β), and interleukin-6 (IL-6) that in turn upregulate RANKL expression and amplify osteoclastogenesis. The NF-κB pathway therefore represents a critical upstream amplifier of the bone resorption cascade during orthodontic tooth movement. </w:t>
+        <w:t xml:space="preserve">Nuclear factor kappa-B (NF-κB) is a master transcription factor regulating the expression of over 150 target genes involved in inflammation, immunity, and cell survival. In the orthodontic bone remodeling context, NF-κB is activated on the compression side of the periodontal ligament in response to mechanical force-induced cellular stress and the resulting sterile inflammatory cascade. Once activated, NF-κB drives the production of key pro-inflammatory cytokines including tumor necrosis factor-alpha (TNF-α), interleukin-1 beta (IL-1β), and interleukin-6 (IL-6) that in turn upregulate RANKL expression and amplify osteoclastogenesis. The NF-κB pathway </w:t>
+      </w:r>
+      <w:r>
+        <w:rPr>
+          <w:sz w:val="24"/>
+          <w:szCs w:val="24"/>
+        </w:rPr>
+        <w:lastRenderedPageBreak/>
+        <w:t xml:space="preserve">therefore represents a critical upstream amplifier of the bone resorption cascade during orthodontic tooth movement. </w:t>
       </w:r>
       <w:sdt>
         <w:sdtPr>
@@ -10232,15 +10394,7 @@
           <w:sz w:val="24"/>
           <w:szCs w:val="24"/>
         </w:rPr>
-        <w:t xml:space="preserve">Ellagic acid has been shown to inhibit NF-κB activation through suppression of IκB kinase (IKK) phosphorylation, thereby preventing nuclear translocation of the NF-κB heterodimer and downregulating RANKL and cytokine gene expression. The molecular docking analysis by Saputera et al. provides an additional upstream dimension: EA demonstrated a probability of anti-inflammatory activity (Pa) of 0.749 with preferential binding affinity to TLR2 a toll-like receptor that serves as an upstream activator of NF-κB in response to sterile inflammatory signals such as </w:t>
-      </w:r>
-      <w:r>
-        <w:rPr>
-          <w:sz w:val="24"/>
-          <w:szCs w:val="24"/>
-        </w:rPr>
-        <w:lastRenderedPageBreak/>
-        <w:t xml:space="preserve">those generated by mechanical force-induced cellular damage in orthodontically loaded periodontal tissues. </w:t>
+        <w:t xml:space="preserve">Ellagic acid has been shown to inhibit NF-κB activation through suppression of IκB kinase (IKK) phosphorylation, thereby preventing nuclear translocation of the NF-κB heterodimer and downregulating RANKL and cytokine gene expression. The molecular docking analysis by Saputera et al. provides an additional upstream dimension: EA demonstrated a probability of anti-inflammatory activity (Pa) of 0.749 with preferential binding affinity to TLR2 a toll-like receptor that serves as an upstream activator of NF-κB in response to sterile inflammatory signals such as those generated by mechanical force-induced cellular damage in orthodontically loaded periodontal tissues. </w:t>
       </w:r>
       <w:sdt>
         <w:sdtPr>
@@ -10429,7 +10583,15 @@
           <w:sz w:val="24"/>
           <w:szCs w:val="24"/>
         </w:rPr>
-        <w:t xml:space="preserve">Oxidative stress characterized by a pathological imbalance between reactive oxygen species (ROS) production and cellular antioxidant defense is an important but frequently underappreciated driver of bone remodeling dysregulation. In the orthodontic context, mechanical force application generates intracellular ROS within periodontal ligament fibroblasts, macrophages, and osteoclast precursors. While physiological concentrations of ROS serve as second messengers supporting osteoclast differentiation, supra-physiological oxidative stress impairs osteoblast viability and function, reduces OPG expression, upregulates RANKL through oxidative activation of NF-κB, and disrupts the structural integrity of bone matrix proteins collectively driving a pro-resorptive microenvironment. </w:t>
+        <w:t xml:space="preserve">Oxidative stress characterized by a pathological imbalance between reactive oxygen species (ROS) production and cellular antioxidant defense is an important but frequently underappreciated driver of bone remodeling dysregulation. In the orthodontic context, mechanical </w:t>
+      </w:r>
+      <w:r>
+        <w:rPr>
+          <w:sz w:val="24"/>
+          <w:szCs w:val="24"/>
+        </w:rPr>
+        <w:lastRenderedPageBreak/>
+        <w:t xml:space="preserve">force application generates intracellular ROS within periodontal ligament fibroblasts, macrophages, and osteoclast precursors. While physiological concentrations of ROS serve as second messengers supporting osteoclast differentiation, supra-physiological oxidative stress impairs osteoblast viability and function, reduces OPG expression, upregulates RANKL through oxidative activation of NF-κB, and disrupts the structural integrity of bone matrix proteins collectively driving a pro-resorptive microenvironment. </w:t>
       </w:r>
       <w:sdt>
         <w:sdtPr>
@@ -10471,15 +10633,7 @@
           <w:sz w:val="24"/>
           <w:szCs w:val="24"/>
         </w:rPr>
-        <w:t xml:space="preserve">Pomegranate-derived polyphenols particularly punicalagin and EA possess exceptionally high antioxidant capacity, with punicalagin demonstrating superior ROS-scavenging activity </w:t>
-      </w:r>
-      <w:r>
-        <w:rPr>
-          <w:sz w:val="24"/>
-          <w:szCs w:val="24"/>
-        </w:rPr>
-        <w:lastRenderedPageBreak/>
-        <w:t xml:space="preserve">compared to reference compounds including green tea catechins and resveratrol in comparative assays. </w:t>
+        <w:t xml:space="preserve">Pomegranate-derived polyphenols particularly punicalagin and EA possess exceptionally high antioxidant capacity, with punicalagin demonstrating superior ROS-scavenging activity compared to reference compounds including green tea catechins and resveratrol in comparative assays. </w:t>
       </w:r>
       <w:sdt>
         <w:sdtPr>
@@ -10668,6 +10822,7 @@
           <w:sz w:val="24"/>
           <w:szCs w:val="24"/>
         </w:rPr>
+        <w:lastRenderedPageBreak/>
         <w:t xml:space="preserve">Beyond anti-resorptive mechanisms, pomegranate-derived polyphenols exhibit direct pro-osteogenic properties that actively promote bone formation during the remodeling phase following orthodontic tooth movement. Burhan et al. demonstrated that the butanol fraction of Punica granatum polyphenols enriched in anthocyanins and hydrolyzable tannins exhibits high reactivity toward bone morphogenetic protein-2 (BMP-2) and collagen type-1 (r=0.8, p&lt;0.05). </w:t>
       </w:r>
       <w:sdt>
@@ -10704,15 +10859,7 @@
           <w:sz w:val="24"/>
           <w:szCs w:val="24"/>
         </w:rPr>
-        <w:t xml:space="preserve"> BMP-2 is one of the most potent inducers of osteoblast differentiation, signaling through Smad1/5/8 phosphorylation to activate downstream osteogenic transcription factors including Runx2 the master regulator of osteoblastogenesis. Collagen type-1 is the primary structural protein of bone </w:t>
-      </w:r>
-      <w:r>
-        <w:rPr>
-          <w:sz w:val="24"/>
-          <w:szCs w:val="24"/>
-        </w:rPr>
-        <w:lastRenderedPageBreak/>
-        <w:t>matrix, and its increased synthesis is a prerequisite for adequate bone mineralization and mechanical integrity.</w:t>
+        <w:t xml:space="preserve"> BMP-2 is one of the most potent inducers of osteoblast differentiation, signaling through Smad1/5/8 phosphorylation to activate downstream osteogenic transcription factors including Runx2 the master regulator of osteoblastogenesis. Collagen type-1 is the primary structural protein of bone matrix, and its increased synthesis is a prerequisite for adequate bone mineralization and mechanical integrity.</w:t>
       </w:r>
     </w:p>
     <w:p>
@@ -10812,7 +10959,15 @@
           <w:sz w:val="24"/>
           <w:szCs w:val="24"/>
         </w:rPr>
-        <w:t xml:space="preserve"> Importantly, NF-κB and Wnt/β-catenin are mutually antagonistic in osteoblasts NF-κB activation suppresses Wnt signaling, while Wnt activation suppresses NF-κB. This molecular reciprocity creates a coherent mechanistic logic whereby EA's anti-NF-κB effects (Pathway 2) simultaneously de-repress Wnt/β-catenin signaling, amplifying the pro-osteogenic outcome in a self-reinforcing manner.</w:t>
+        <w:t xml:space="preserve"> Importantly, NF-κB and Wnt/β-catenin are mutually antagonistic in osteoblasts NF-κB activation suppresses Wnt signaling, while Wnt activation suppresses NF-κB. This molecular reciprocity creates a coherent mechanistic logic whereby EA's </w:t>
+      </w:r>
+      <w:r>
+        <w:rPr>
+          <w:sz w:val="24"/>
+          <w:szCs w:val="24"/>
+        </w:rPr>
+        <w:lastRenderedPageBreak/>
+        <w:t>anti-NF-κB effects (Pathway 2) simultaneously de-repress Wnt/β-catenin signaling, amplifying the pro-osteogenic outcome in a self-reinforcing manner.</w:t>
       </w:r>
     </w:p>
     <w:p>
@@ -11995,15 +12150,7 @@
           <w:sz w:val="24"/>
           <w:szCs w:val="24"/>
         </w:rPr>
-        <w:t xml:space="preserve">Collectively, these four pathways target the precise molecular dysregulations that characterize post-orthodontic bone remodeling failure: excess RANKL production driving osteoclastogenesis, amplified pro-inflammatory cytokine signaling, oxidative stress-mediated osteoblast suppression, and insufficient pro-osteogenic BMP-2/Wnt/SMAD2/3 stimulation. The cross-talk between pathways particularly the mutually reinforcing relationship between NF-κB inhibition (Pathway 2) and Wnt/β-catenin de-repression (Pathway 4), and between ROS scavenging (Pathway 3) and RANKL/OPG normalization (Pathway 1) suggests that pomegranate polyphenols function not as single-target agents but as multi-pathway modulators of the bone </w:t>
-      </w:r>
-      <w:r>
-        <w:rPr>
-          <w:sz w:val="24"/>
-          <w:szCs w:val="24"/>
-        </w:rPr>
-        <w:lastRenderedPageBreak/>
-        <w:t xml:space="preserve">remodeling microenvironment, a property that may confer therapeutic advantages over single-mechanism pharmacological interventions. </w:t>
+        <w:t xml:space="preserve">Collectively, these four pathways target the precise molecular dysregulations that characterize post-orthodontic bone remodeling failure: excess RANKL production driving osteoclastogenesis, amplified pro-inflammatory cytokine signaling, oxidative stress-mediated osteoblast suppression, and insufficient pro-osteogenic BMP-2/Wnt/SMAD2/3 stimulation. The cross-talk between pathways particularly the mutually reinforcing relationship between NF-κB inhibition (Pathway 2) and Wnt/β-catenin de-repression (Pathway 4), and between ROS scavenging (Pathway 3) and RANKL/OPG normalization (Pathway 1) suggests that pomegranate polyphenols function not as single-target agents but as multi-pathway modulators of the bone remodeling microenvironment, a property that may confer therapeutic advantages over single-mechanism pharmacological interventions. </w:t>
       </w:r>
       <w:sdt>
         <w:sdtPr>
@@ -12064,7 +12211,35 @@
           <w:sz w:val="24"/>
           <w:szCs w:val="24"/>
         </w:rPr>
-        <w:t>This systematic review, encompassing 60 open-access articles and integrating bibliometric analysis, qualitative evidence synthesis, planned meta-analysis, and mechanistic characterization, represents the first systematic attempt to map and synthesize the evidence base on pomegranate-derived polyphenols in the context of alveolar bone remodeling relevant to orthodontic retention. The convergent findings from the three research questions collectively advance understanding of this underexplored intersection of natural product pharmacology and orthodontic bone biology.</w:t>
+        <w:t xml:space="preserve">This systematic review, </w:t>
+      </w:r>
+      <w:r>
+        <w:rPr>
+          <w:sz w:val="24"/>
+          <w:szCs w:val="24"/>
+        </w:rPr>
+        <w:t xml:space="preserve">encompassing 64 included articles </w:t>
+      </w:r>
+      <w:r>
+        <w:rPr>
+          <w:sz w:val="24"/>
+          <w:szCs w:val="24"/>
+        </w:rPr>
+        <w:t xml:space="preserve">and integrating bibliometric analysis, qualitative evidence synthesis, </w:t>
+      </w:r>
+      <w:r>
+        <w:rPr>
+          <w:sz w:val="24"/>
+          <w:szCs w:val="24"/>
+        </w:rPr>
+        <w:t>quantitative synthesis</w:t>
+      </w:r>
+      <w:r>
+        <w:rPr>
+          <w:sz w:val="24"/>
+          <w:szCs w:val="24"/>
+        </w:rPr>
+        <w:t>, and mechanistic characterization, represents the first systematic attempt to map and synthesize the evidence base on pomegranate-derived polyphenols in the context of alveolar bone remodeling relevant to orthodontic retention. The convergent findings from the three research questions collectively advance understanding of this underexplored intersection of natural product pharmacology and orthodontic bone biology.</w:t>
       </w:r>
     </w:p>
     <w:p>
@@ -12102,7 +12277,28 @@
           <w:sz w:val="24"/>
           <w:szCs w:val="24"/>
         </w:rPr>
-        <w:t>The bibliometric analysis reveals a research domain in active growth, with a compound annual growth rate of approximately 10.9% (2016–2024) and clear acceleration from 2022 onward. This trajectory aligns with a broader global trend of intensified scientific interest in plant-derived bioactive compounds as therapeutic adjuncts in tissue regeneration and bone biology, partly driven by growing evidence limitations of conventional pharmacological approaches and renewed interest in food-grade compounds with favorable safety profiles.</w:t>
+        <w:t xml:space="preserve">The bibliometric analysis reveals a research domain in active growth, with a compound annual growth rate of approximately </w:t>
+      </w:r>
+      <w:r>
+        <w:rPr>
+          <w:sz w:val="24"/>
+          <w:szCs w:val="24"/>
+        </w:rPr>
+        <w:t>27.5%</w:t>
+      </w:r>
+      <w:r>
+        <w:rPr>
+          <w:sz w:val="24"/>
+          <w:szCs w:val="24"/>
+        </w:rPr>
+        <w:t xml:space="preserve"> </w:t>
+      </w:r>
+      <w:r>
+        <w:rPr>
+          <w:sz w:val="24"/>
+          <w:szCs w:val="24"/>
+        </w:rPr>
+        <w:t>(2016–2024) and clear acceleration from 2022 onward. This trajectory aligns with a broader global trend of intensified scientific interest in plant-derived bioactive compounds as therapeutic adjuncts in tissue regeneration and bone biology, partly driven by growing evidence limitations of conventional pharmacological approaches and renewed interest in food-grade compounds with favorable safety profiles.</w:t>
       </w:r>
       <w:sdt>
         <w:sdtPr>
@@ -12145,7 +12341,15 @@
           <w:sz w:val="24"/>
           <w:szCs w:val="24"/>
         </w:rPr>
-        <w:t>The geographical dominance of Indonesia (28.9% of selected corpus) warrants specific discussion. Indonesian research institutions particularly those in Surabaya (Universitas Airlangga) and Malang have developed a distinctive research tradition integrating local natural product pharmacology with dental and orthodontic sciences, producing a concentrated body of work on ellagic acid, pomegranate extract, and related compounds in bone biology contexts</w:t>
+        <w:t xml:space="preserve">The geographical dominance of Indonesia (28.9% of selected corpus) warrants specific discussion. Indonesian research institutions particularly those in Surabaya (Universitas Airlangga) and Malang have developed a distinctive research tradition integrating local natural product </w:t>
+      </w:r>
+      <w:r>
+        <w:rPr>
+          <w:sz w:val="24"/>
+          <w:szCs w:val="24"/>
+        </w:rPr>
+        <w:lastRenderedPageBreak/>
+        <w:t>pharmacology with dental and orthodontic sciences, producing a concentrated body of work on ellagic acid, pomegranate extract, and related compounds in bone biology contexts</w:t>
       </w:r>
       <w:sdt>
         <w:sdtPr>
@@ -12195,15 +12399,7 @@
           <w:sz w:val="24"/>
           <w:szCs w:val="24"/>
         </w:rPr>
-        <w:t xml:space="preserve">The keyword co-occurrence analysis identified four thematic clusters bone cell biology/RANKL-OPG, oxidative stress/Nrf2, orthodontic context, and natural compound </w:t>
-      </w:r>
-      <w:r>
-        <w:rPr>
-          <w:sz w:val="24"/>
-          <w:szCs w:val="24"/>
-        </w:rPr>
-        <w:lastRenderedPageBreak/>
-        <w:t>pharmacology whose structural relationships in the network confirm the bibliometric gap identified in this review: the 'orthodontic context' cluster occupies a peripheral position relative to the 'pomegranate pharmacology' cluster, with sparse connecting links. This peripheral positioning represents a data-driven, objective confirmation that the intersection of pomegranate polyphenols and orthodontic bone biology is an underexplored research niche, lending methodological credibility to the principal justification for this review.</w:t>
+        <w:t>The keyword co-occurrence analysis identified four thematic clusters bone cell biology/RANKL-OPG, oxidative stress/Nrf2, orthodontic context, and natural compound pharmacology whose structural relationships in the network confirm the bibliometric gap identified in this review: the 'orthodontic context' cluster occupies a peripheral position relative to the 'pomegranate pharmacology' cluster, with sparse connecting links. This peripheral positioning represents a data-driven, objective confirmation that the intersection of pomegranate polyphenols and orthodontic bone biology is an underexplored research niche, lending methodological credibility to the principal justification for this review.</w:t>
       </w:r>
     </w:p>
     <w:p>
@@ -12315,7 +12511,15 @@
           <w:sz w:val="24"/>
           <w:szCs w:val="24"/>
         </w:rPr>
-        <w:t xml:space="preserve"> EA's ability to significantly reduce alveolar bone loss, attenuate oxidative markers, and shift the cytokine balance toward anti-inflammatory IL-10 in this model provides the most directly translatable experimental evidence currently available for the orthodontic application hypothesis. The parallel findings from Hibiscus sabdariffa extract compositionally analogous to pomegranate in its anthocyanin content demonstrating reduced relapse distance and increased woven bone formation in a validated OTM relapse model</w:t>
+        <w:t xml:space="preserve"> EA's ability to significantly reduce alveolar bone loss, attenuate oxidative markers, and shift the cytokine balance toward anti-inflammatory IL-10 in this model provides the most directly translatable experimental evidence currently available for the orthodontic application </w:t>
+      </w:r>
+      <w:r>
+        <w:rPr>
+          <w:sz w:val="24"/>
+          <w:szCs w:val="24"/>
+        </w:rPr>
+        <w:lastRenderedPageBreak/>
+        <w:t>hypothesis. The parallel findings from Hibiscus sabdariffa extract compositionally analogous to pomegranate in its anthocyanin content demonstrating reduced relapse distance and increased woven bone formation in a validated OTM relapse model</w:t>
       </w:r>
       <w:sdt>
         <w:sdtPr>
@@ -12365,7 +12569,14 @@
           <w:sz w:val="24"/>
           <w:szCs w:val="24"/>
         </w:rPr>
-        <w:t>The quantitative BMD meta-analysis, while preliminary pending full extraction of mean ± SD data from two closed-access studies, indicates a consistently favorable and statistically significant effect of pomegranate-derived compounds on BMD across all four eligible studies, with improvements ranging from +10.64% to +31.9% compared to OVX controls.</w:t>
+        <w:t>The quantitative BMD meta-analysis, although limited by the small number of eligible studies and variation in measurement methods, indicates a consistently favorable effect of pomegranate-derived compounds on BMD or bone volume outcomes across four eligible studies, with reported improvements ranging from +7.12% to +31.9% compared to OVX controls</w:t>
+      </w:r>
+      <w:r>
+        <w:rPr>
+          <w:sz w:val="24"/>
+          <w:szCs w:val="24"/>
+        </w:rPr>
+        <w:t>.</w:t>
       </w:r>
       <w:sdt>
         <w:sdtPr>
@@ -12401,15 +12612,7 @@
           <w:sz w:val="24"/>
           <w:szCs w:val="24"/>
         </w:rPr>
-        <w:t xml:space="preserve"> While the OVX model recapitulates estrogen-deficiency bone loss rather than an orthodontic scenario </w:t>
-      </w:r>
-      <w:r>
-        <w:rPr>
-          <w:sz w:val="24"/>
-          <w:szCs w:val="24"/>
-        </w:rPr>
-        <w:lastRenderedPageBreak/>
-        <w:t>per se, its dysregulation profile—elevated RANKL, excess osteoclastogenesis, and net bone resorption—shares the key molecular features of the post-orthodontic resorptive microenvironment, and the consistency across four independent studies substantially increases confidence in the direction of effects.</w:t>
+        <w:t xml:space="preserve"> While the OVX model recapitulates estrogen-deficiency bone loss rather than an orthodontic scenario per se, its dysregulation profile—elevated RANKL, excess osteoclastogenesis, and net bone resorption—shares the key molecular features of the post-orthodontic resorptive microenvironment, and the consistency across four independent studies substantially increases confidence in the direction of effects.</w:t>
       </w:r>
     </w:p>
     <w:p>
@@ -12539,7 +12742,15 @@
           <w:sz w:val="24"/>
           <w:szCs w:val="24"/>
         </w:rPr>
-        <w:t xml:space="preserve"> is a particularly significant contribution to the mechanistic understanding. SMAD2/3 signaling is activated by TGF-β, which has been reported to reduce orthodontic relapse in animal models by promoting bone formation during the retention phase. The mechanistic convergence between EA's SMAD2/3 activation and TGF-β's known role in orthodontic retention stability suggests a molecular mechanism that is specifically relevant rather than merely generically pro-osteogenic to the post-orthodontic clinical context.</w:t>
+        <w:t xml:space="preserve"> is a particularly significant contribution to the mechanistic understanding. SMAD2/3 </w:t>
+      </w:r>
+      <w:r>
+        <w:rPr>
+          <w:sz w:val="24"/>
+          <w:szCs w:val="24"/>
+        </w:rPr>
+        <w:lastRenderedPageBreak/>
+        <w:t>signaling is activated by TGF-β, which has been reported to reduce orthodontic relapse in animal models by promoting bone formation during the retention phase. The mechanistic convergence between EA's SMAD2/3 activation and TGF-β's known role in orthodontic retention stability suggests a molecular mechanism that is specifically relevant rather than merely generically pro-osteogenic to the post-orthodontic clinical context.</w:t>
       </w:r>
     </w:p>
     <w:p>
@@ -12600,7 +12811,6 @@
           <w:sz w:val="24"/>
           <w:szCs w:val="24"/>
         </w:rPr>
-        <w:lastRenderedPageBreak/>
         <w:t>4.4  Clinical Implications</w:t>
       </w:r>
     </w:p>
@@ -12658,7 +12868,7 @@
           <w:sz w:val="24"/>
           <w:szCs w:val="24"/>
         </w:rPr>
-        <w:t>However, the evidence base does not yet support clinical recommendations. The absence of any study directly examining pomegranate polyphenols in an orthodontic animal model let alone a clinical trial means that the current evidence is entirely inferential with respect to the specific clinical question of orthodontic relapse prevention. Key unknowns include the effective dose, route of administration, timing relative to the retention phase, bioavailability of oral pomegranate polyphenols within the periodontal microenvironment, and the duration of supplementation required. These unknowns must be systematically addressed through pre-clinical and clinical research before any clinical guidance can be formulated.</w:t>
+        <w:t>However, the evidence base does not yet support clinical recommendations. Although one preclinical study has examined P. granatum butanol hydrogel in an orthodontic tooth movement model, no study has directly evaluated pomegranate-derived polyphenols in a validated orthodontic retention or relapse model. Therefore, the current evidence remains indirect with respect to orthodontic relapse prevention.</w:t>
       </w:r>
     </w:p>
     <w:p>
@@ -12690,7 +12900,29 @@
           <w:sz w:val="24"/>
           <w:szCs w:val="24"/>
         </w:rPr>
-        <w:t>Five limitations should be noted. (1) Search scope: Scopus-only with open-access restriction; 54 subscription-journal articles were excluded, introducing potential selection bias. (2) No PROSPERO pre-registration, limiting protection against selective outcome reporting. (3) High methodological heterogeneity across study types (in vitro, in silico, OVX, periodontitis models) precludes pooling across most domains; the BMD meta-analysis remains preliminary. (4) Geographic concentration in Indonesia and East Asia may reflect publication language bias. (5) Most critically, no included study directly examined pomegranate polyphenols in an orthodontic model; the evidence is entirely inferential with respect to the orthodontic relapse hypothesis.</w:t>
+        <w:t xml:space="preserve">Five limitations should be noted. (1) Search scope: Scopus-only with open-access restriction; 54 subscription-journal articles were excluded, introducing potential selection bias. (2) No PROSPERO pre-registration, limiting protection against selective outcome reporting. (3) High methodological heterogeneity across study types (in vitro, in silico, OVX, periodontitis models) precludes pooling across most domains; the BMD meta-analysis remains preliminary. (4) Geographic concentration in Indonesia and East Asia may reflect publication language bias. (5) </w:t>
+      </w:r>
+      <w:r>
+        <w:rPr>
+          <w:sz w:val="24"/>
+          <w:szCs w:val="24"/>
+        </w:rPr>
+        <w:lastRenderedPageBreak/>
+        <w:t xml:space="preserve">Most critically, </w:t>
+      </w:r>
+      <w:r>
+        <w:rPr>
+          <w:sz w:val="24"/>
+          <w:szCs w:val="24"/>
+        </w:rPr>
+        <w:t>no included study directly examined pomegranate polyphenols in a validated orthodontic retention or relapse model</w:t>
+      </w:r>
+      <w:r>
+        <w:rPr>
+          <w:sz w:val="24"/>
+          <w:szCs w:val="24"/>
+        </w:rPr>
+        <w:t>; the evidence is entirely inferential with respect to the orthodontic relapse hypothesis.</w:t>
       </w:r>
     </w:p>
     <w:p>
@@ -12744,15 +12976,7 @@
           <w:sz w:val="24"/>
           <w:szCs w:val="24"/>
         </w:rPr>
-        <w:t xml:space="preserve">A rigorously designed Wistar rat OTM model with retention and relapse phases should be conducted to directly examine the </w:t>
-      </w:r>
-      <w:r>
-        <w:rPr>
-          <w:sz w:val="24"/>
-          <w:szCs w:val="24"/>
-        </w:rPr>
-        <w:lastRenderedPageBreak/>
-        <w:t>effects of pomegranate peel extract, purified punicalagin, or ellagic acid on relapse distance, RANKL/OPG expression, osteoclast/osteoblast counts, and bone histomorphometry. Multiple doses, administration routes, and treatment durations should be systematically compared.</w:t>
+        <w:t>A rigorously designed Wistar rat OTM model with retention and relapse phases should be conducted to directly examine the effects of pomegranate peel extract, purified punicalagin, or ellagic acid on relapse distance, RANKL/OPG expression, osteoclast/osteoblast counts, and bone histomorphometry. Multiple doses, administration routes, and treatment durations should be systematically compared.</w:t>
       </w:r>
     </w:p>
     <w:p>
@@ -12840,7 +13064,15 @@
           <w:sz w:val="24"/>
           <w:szCs w:val="24"/>
         </w:rPr>
-        <w:t>Given the existing concentration of pomegranate-dental research expertise in Indonesian institutions, targeted investment in multi-center collaborative studies across Southeast Asian universities would leverage existing knowledge and produce regionally relevant evidence for a population that historically uses pomegranate as a traditional medicinal plant.</w:t>
+        <w:t xml:space="preserve">Given the existing concentration of pomegranate-dental research expertise in Indonesian institutions, targeted investment in multi-center collaborative studies across Southeast Asian universities would leverage </w:t>
+      </w:r>
+      <w:r>
+        <w:rPr>
+          <w:sz w:val="24"/>
+          <w:szCs w:val="24"/>
+        </w:rPr>
+        <w:lastRenderedPageBreak/>
+        <w:t>existing knowledge and produce regionally relevant evidence for a population that historically uses pomegranate as a traditional medicinal plant.</w:t>
       </w:r>
     </w:p>
     <w:p>
@@ -12878,15 +13110,21 @@
           <w:sz w:val="24"/>
           <w:szCs w:val="24"/>
         </w:rPr>
-        <w:t xml:space="preserve">This systematic review with bibliometric analysis represents the first comprehensive synthesis of evidence on the role of pomegranate-derived polyphenols particularly ellagic acid and punicalagin in alveolar bone remodeling within the orthodontic context. Organized around three hierarchically structured research questions, the review integrates bibliometric mapping, </w:t>
+        <w:t xml:space="preserve">This systematic review with bibliometric analysis represents the first comprehensive synthesis of evidence on the role of pomegranate-derived polyphenols particularly ellagic acid and punicalagin in alveolar bone remodeling within the orthodontic context. </w:t>
       </w:r>
       <w:r>
         <w:rPr>
           <w:sz w:val="24"/>
           <w:szCs w:val="24"/>
         </w:rPr>
-        <w:lastRenderedPageBreak/>
-        <w:t>qualitative evidence synthesis, planned meta-analysis, and mechanistic characterization to address a critical gap in the current knowledge base.</w:t>
+        <w:t>Organized around three hierarchically structured research questions, the review integrates bibliometric mapping, qualitative evidence synthesis, quantitative synthesis, and mechanistic characterization to address a critical gap in the current knowledge base</w:t>
+      </w:r>
+      <w:r>
+        <w:rPr>
+          <w:sz w:val="24"/>
+          <w:szCs w:val="24"/>
+        </w:rPr>
+        <w:t>.</w:t>
       </w:r>
     </w:p>
     <w:p>
@@ -12904,11 +13142,31 @@
       </w:r>
       <w:r>
         <w:rPr>
-          <w:i/>
           <w:sz w:val="24"/>
           <w:szCs w:val="24"/>
         </w:rPr>
-        <w:t>bibliometric analysis of 60 selected articles reveals a rapidly growing research domain with a CAGR of approximately 10.9% (2016–2024), dominated by contributions from Indonesia, China, and Japan. Keyword co-occurrence analysis identifies four thematic clusters bone cell biology/RANKL-OPG, oxidative stress/Nrf2, orthodontic context, and natural compound pharmacology whose network topology objectively confirms the peripheral and underexplored nature of the pomegranate-orthodontic intersection, providing data-driven justification for this review.</w:t>
+        <w:t xml:space="preserve">bibliometric analysis of 64 included articles </w:t>
+      </w:r>
+      <w:r>
+        <w:rPr>
+          <w:sz w:val="24"/>
+          <w:szCs w:val="24"/>
+        </w:rPr>
+        <w:t xml:space="preserve">reveals a rapidly growing research domain with a CAGR of approximately </w:t>
+      </w:r>
+      <w:r>
+        <w:rPr>
+          <w:sz w:val="24"/>
+          <w:szCs w:val="24"/>
+        </w:rPr>
+        <w:t xml:space="preserve">27.5% </w:t>
+      </w:r>
+      <w:r>
+        <w:rPr>
+          <w:sz w:val="24"/>
+          <w:szCs w:val="24"/>
+        </w:rPr>
+        <w:t>(2016–2024), dominated by contributions from Indonesia, China, and Japan. Keyword co-occurrence analysis identifies four thematic clusters bone cell biology/RANKL-OPG, oxidative stress/Nrf2, orthodontic context, and natural compound pharmacology whose network topology objectively confirms the peripheral and underexplored nature of the pomegranate-orthodontic intersection, providing data-driven justification for this review.</w:t>
       </w:r>
     </w:p>
     <w:p>
@@ -12922,15 +13180,7 @@
           <w:sz w:val="24"/>
           <w:szCs w:val="24"/>
         </w:rPr>
-        <w:t xml:space="preserve">Addressing RQ2, </w:t>
-      </w:r>
-      <w:r>
-        <w:rPr>
-          <w:i/>
-          <w:sz w:val="24"/>
-          <w:szCs w:val="24"/>
-        </w:rPr>
-        <w:t>evidence synthesis demonstrates that ellagic acid consistently upregulates OPG and downregulates RANKL in bone remodeling models, reduces alveolar bone loss and pro-inflammatory cytokines in periodontitis models, and significantly improves BMD in OVX animal models with BMD improvements of +10.64% to +31.9% across four eligible meta-analysis studies (Spilmont et al., 2013, 2015; Kang et al., 2017; Dong et al., 2024). The overall risk of bias was predominantly low to moderate. No study has yet examined pomegranate polyphenols directly in an orthodontic tooth movement or retention model, which constitutes the primary evidence gap identified by this review.</w:t>
+        <w:t>Addressing RQ2, evidence synthesis demonstrates that ellagic acid consistently upregulates OPG and downregulates RANKL in bone remodeling models, reduces alveolar bone loss and pro-inflammatory cytokines in periodontitis models, and shows favorable reported effects on bone density or bone volume outcomes in OVX animal models, with reported improvements ranging from +7.12% to +31.9% across studies identified for quantitative synthesis (Spilmont et al., 2013, 2015; Kang et al., 2017; Dong et al., 2024). The overall risk of bias was predominantly low to moderate. No study has yet examined pomegranate polyphenols directly in a validated orthodontic retention or relapse model, which constitutes the primary evidence gap identified by this review.</w:t>
       </w:r>
     </w:p>
     <w:p>
@@ -12944,15 +13194,15 @@
           <w:sz w:val="24"/>
           <w:szCs w:val="24"/>
         </w:rPr>
-        <w:t xml:space="preserve">Addressing RQ3, </w:t>
-      </w:r>
-      <w:r>
-        <w:rPr>
-          <w:i/>
+        <w:t xml:space="preserve">Addressing RQ3, mechanistic synthesis identifies four convergent biological pathways: (1) RANK/RANKL/OPG axis modulation, producing a favorable anti-resorptive shift; (2) NF-κB/pro-inflammatory cytokine inhibition via dual-level TLR2 and IKK suppression; (3) ROS scavenging </w:t>
+      </w:r>
+      <w:r>
+        <w:rPr>
           <w:sz w:val="24"/>
           <w:szCs w:val="24"/>
         </w:rPr>
-        <w:t>mechanistic synthesis identifies four convergent biological pathways: (1) RANK/RANKL/OPG axis modulation, producing a favorable anti-resorptive shift; (2) NF-κB/pro-inflammatory cytokine inhibition via dual-level TLR2 and IKK suppression; (3) ROS scavenging and Nrf2-mediated antioxidant defense protecting osteoblast viability; and (4) pro-osteogenic BMP-2/Wnt/β-catenin and SMAD2/3 pathway activation promoting bone formation. These pathways are mutually reinforcing and collectively target the precise molecular dysregulations that characterize post-orthodontic retention failure.</w:t>
+        <w:lastRenderedPageBreak/>
+        <w:t>and Nrf2-mediated antioxidant defense protecting osteoblast viability; and (4) pro-osteogenic BMP-2/Wnt/β-catenin and SMAD2/3 pathway activation promoting bone formation. These pathways are mutually reinforcing and collectively target the precise molecular dysregulations that characterize post-orthodontic retention failure.</w:t>
       </w:r>
     </w:p>
     <w:p>
@@ -12980,7 +13230,6 @@
           <w:sz w:val="24"/>
           <w:szCs w:val="24"/>
         </w:rPr>
-        <w:lastRenderedPageBreak/>
         <w:t>This review provides the first evidence-based mechanistic framework and bibliometric landscape map to guide the design of future studies exploring pomegranate-based adjunctive therapies for orthodontic relapse prevention a clinical problem that affects the majority of orthodontically treated patients and for which no pharmacological solution currently exists.</w:t>
       </w:r>
       <w:sdt>
@@ -13015,35 +13264,6 @@
     </w:p>
     <w:p>
       <w:pPr>
-        <w:spacing w:before="60" w:after="60" w:line="360" w:lineRule="auto"/>
-        <w:jc w:val="both"/>
-      </w:pPr>
-    </w:p>
-    <w:p>
-      <w:pPr>
-        <w:spacing w:before="240" w:after="100"/>
-      </w:pPr>
-      <w:r>
-        <w:rPr>
-          <w:b/>
-          <w:bCs/>
-          <w:sz w:val="24"/>
-          <w:szCs w:val="24"/>
-        </w:rPr>
-        <w:t>ACKNOWLEDGMENTS</w:t>
-      </w:r>
-    </w:p>
-    <w:p>
-      <w:pPr>
-        <w:spacing w:before="60" w:after="60" w:line="276" w:lineRule="auto"/>
-        <w:jc w:val="both"/>
-      </w:pPr>
-      <w:r>
-        <w:t>[The authors declare no competing interests. This research received no specific grant from any funding agency. The authors would like to acknowledge [institution/colleagues] for support in data acquisition and analysis.]</w:t>
-      </w:r>
-    </w:p>
-    <w:p>
-      <w:pPr>
         <w:spacing w:before="80"/>
       </w:pPr>
     </w:p>
@@ -13456,6 +13676,7 @@
             <w:rPr>
               <w:color w:val="000000"/>
             </w:rPr>
+            <w:lastRenderedPageBreak/>
             <w:t>[10]</w:t>
           </w:r>
           <w:r>
@@ -13616,7 +13837,6 @@
             <w:rPr>
               <w:color w:val="000000"/>
             </w:rPr>
-            <w:lastRenderedPageBreak/>
             <w:t>[14]</w:t>
           </w:r>
           <w:r>
@@ -14217,6 +14437,7 @@
             <w:rPr>
               <w:color w:val="000000"/>
             </w:rPr>
+            <w:lastRenderedPageBreak/>
             <w:t>[29]</w:t>
           </w:r>
           <w:r>
@@ -14934,7 +15155,6 @@
   <w:style w:type="character" w:default="1" w:styleId="DefaultParagraphFont">
     <w:name w:val="Default Paragraph Font"/>
     <w:uiPriority w:val="1"/>
-    <w:semiHidden/>
     <w:unhideWhenUsed/>
   </w:style>
   <w:style w:type="table" w:default="1" w:styleId="TableNormal">
@@ -15193,12 +15413,18 @@
     <w:rsid w:val="003344E8"/>
     <w:rsid w:val="00424298"/>
     <w:rsid w:val="00574160"/>
+    <w:rsid w:val="007011B1"/>
     <w:rsid w:val="00930B0F"/>
+    <w:rsid w:val="00957585"/>
+    <w:rsid w:val="00973926"/>
     <w:rsid w:val="00A043BD"/>
+    <w:rsid w:val="00A77803"/>
     <w:rsid w:val="00B22829"/>
     <w:rsid w:val="00B3720A"/>
+    <w:rsid w:val="00BD1A2B"/>
     <w:rsid w:val="00CF4C6D"/>
     <w:rsid w:val="00ED608C"/>
+    <w:rsid w:val="00FF1D6B"/>
   </w:rsids>
   <m:mathPr>
     <m:mathFont m:val="Cambria Math"/>
